--- a/doc/詞/唐朝/張志和/張志和-漁歌子·西塞山前白鷺飛.docx
+++ b/doc/詞/唐朝/張志和/張志和-漁歌子·西塞山前白鷺飛.docx
@@ -1,6 +1,6 @@
 
 <file path=word/document.xml><?xml version="1.0" encoding="utf-8"?>
-<w:document xmlns:wpc="http://schemas.microsoft.com/office/word/2010/wordprocessingCanvas" xmlns:cx="http://schemas.microsoft.com/office/drawing/2014/chartex" xmlns:cx1="http://schemas.microsoft.com/office/drawing/2015/9/8/chartex" xmlns:cx2="http://schemas.microsoft.com/office/drawing/2015/10/21/chartex" xmlns:cx3="http://schemas.microsoft.com/office/drawing/2016/5/9/chartex" xmlns:cx4="http://schemas.microsoft.com/office/drawing/2016/5/10/chartex" xmlns:cx5="http://schemas.microsoft.com/office/drawing/2016/5/11/chartex" xmlns:cx6="http://schemas.microsoft.com/office/drawing/2016/5/12/chartex" xmlns:cx7="http://schemas.microsoft.com/office/drawing/2016/5/13/chartex" xmlns:cx8="http://schemas.microsoft.com/office/drawing/2016/5/14/chartex" xmlns:mc="http://schemas.openxmlformats.org/markup-compatibility/2006" xmlns:aink="http://schemas.microsoft.com/office/drawing/2016/ink" xmlns:am3d="http://schemas.microsoft.com/office/drawing/2017/model3d" xmlns:o="urn:schemas-microsoft-com:office:office" xmlns:oel="http://schemas.microsoft.com/office/2019/extlst" xmlns:r="http://schemas.openxmlformats.org/officeDocument/2006/relationships" xmlns:m="http://schemas.openxmlformats.org/officeDocument/2006/math" xmlns:v="urn:schemas-microsoft-com:vml" xmlns:wp14="http://schemas.microsoft.com/office/word/2010/wordprocessingDrawing" xmlns:wp="http://schemas.openxmlformats.org/drawingml/2006/wordprocessingDrawing" xmlns:w10="urn:schemas-microsoft-com:office:word" xmlns:w="http://schemas.openxmlformats.org/wordprocessingml/2006/main" xmlns:w14="http://schemas.microsoft.com/office/word/2010/wordml" xmlns:w15="http://schemas.microsoft.com/office/word/2012/wordml" xmlns:w16cex="http://schemas.microsoft.com/office/word/2018/wordml/cex" xmlns:w16cid="http://schemas.microsoft.com/office/word/2016/wordml/cid" xmlns:w16="http://schemas.microsoft.com/office/word/2018/wordml" xmlns:w16du="http://schemas.microsoft.com/office/word/2023/wordml/word16du" xmlns:w16sdtdh="http://schemas.microsoft.com/office/word/2020/wordml/sdtdatahash" xmlns:w16se="http://schemas.microsoft.com/office/word/2015/wordml/symex" xmlns:wpg="http://schemas.microsoft.com/office/word/2010/wordprocessingGroup" xmlns:wpi="http://schemas.microsoft.com/office/word/2010/wordprocessingInk" xmlns:wne="http://schemas.microsoft.com/office/word/2006/wordml" xmlns:wps="http://schemas.microsoft.com/office/word/2010/wordprocessingShape" mc:Ignorable="w14 w15 w16se w16cid w16 w16cex w16sdtdh wp14">
+<w:document xmlns:wpc="http://schemas.microsoft.com/office/word/2010/wordprocessingCanvas" xmlns:cx="http://schemas.microsoft.com/office/drawing/2014/chartex" xmlns:cx1="http://schemas.microsoft.com/office/drawing/2015/9/8/chartex" xmlns:cx2="http://schemas.microsoft.com/office/drawing/2015/10/21/chartex" xmlns:cx3="http://schemas.microsoft.com/office/drawing/2016/5/9/chartex" xmlns:cx4="http://schemas.microsoft.com/office/drawing/2016/5/10/chartex" xmlns:cx5="http://schemas.microsoft.com/office/drawing/2016/5/11/chartex" xmlns:cx6="http://schemas.microsoft.com/office/drawing/2016/5/12/chartex" xmlns:cx7="http://schemas.microsoft.com/office/drawing/2016/5/13/chartex" xmlns:cx8="http://schemas.microsoft.com/office/drawing/2016/5/14/chartex" xmlns:mc="http://schemas.openxmlformats.org/markup-compatibility/2006" xmlns:aink="http://schemas.microsoft.com/office/drawing/2016/ink" xmlns:am3d="http://schemas.microsoft.com/office/drawing/2017/model3d" xmlns:o="urn:schemas-microsoft-com:office:office" xmlns:r="http://schemas.openxmlformats.org/officeDocument/2006/relationships" xmlns:m="http://schemas.openxmlformats.org/officeDocument/2006/math" xmlns:v="urn:schemas-microsoft-com:vml" xmlns:wp14="http://schemas.microsoft.com/office/word/2010/wordprocessingDrawing" xmlns:wp="http://schemas.openxmlformats.org/drawingml/2006/wordprocessingDrawing" xmlns:w10="urn:schemas-microsoft-com:office:word" xmlns:w="http://schemas.openxmlformats.org/wordprocessingml/2006/main" xmlns:w14="http://schemas.microsoft.com/office/word/2010/wordml" xmlns:w15="http://schemas.microsoft.com/office/word/2012/wordml" xmlns:w16cex="http://schemas.microsoft.com/office/word/2018/wordml/cex" xmlns:w16cid="http://schemas.microsoft.com/office/word/2016/wordml/cid" xmlns:w16="http://schemas.microsoft.com/office/word/2018/wordml" xmlns:w16sdtdh="http://schemas.microsoft.com/office/word/2020/wordml/sdtdatahash" xmlns:w16se="http://schemas.microsoft.com/office/word/2015/wordml/symex" xmlns:wpg="http://schemas.microsoft.com/office/word/2010/wordprocessingGroup" xmlns:wpi="http://schemas.microsoft.com/office/word/2010/wordprocessingInk" xmlns:wne="http://schemas.microsoft.com/office/word/2006/wordml" xmlns:wps="http://schemas.microsoft.com/office/word/2010/wordprocessingShape" mc:Ignorable="w14 w15 w16se w16cid w16 w16cex w16sdtdh wp14">
   <w:body>
     <w:p>
       <w:pPr>
@@ -86,7 +86,27 @@
           <w:sz w:val="30"/>
           <w:szCs w:val="30"/>
         </w:rPr>
-        <w:t>西塞山前白鷺飛，桃花流水鱖魚肥。青箬笠，綠蓑衣，斜風細雨不須歸。</w:t>
+        <w:t>西塞山前白鷺飛，桃花流水鱖魚肥。青箬笠，綠蓑衣，斜風細雨</w:t>
+      </w:r>
+      <w:proofErr w:type="gramStart"/>
+      <w:r>
+        <w:rPr>
+          <w:rFonts w:hint="eastAsia"/>
+          <w:color w:val="0F0F0F"/>
+          <w:sz w:val="30"/>
+          <w:szCs w:val="30"/>
+        </w:rPr>
+        <w:t>不須歸</w:t>
+      </w:r>
+      <w:proofErr w:type="gramEnd"/>
+      <w:r>
+        <w:rPr>
+          <w:rFonts w:hint="eastAsia"/>
+          <w:color w:val="0F0F0F"/>
+          <w:sz w:val="30"/>
+          <w:szCs w:val="30"/>
+        </w:rPr>
+        <w:t>。</w:t>
       </w:r>
     </w:p>
     <w:p>
@@ -113,10 +133,11 @@
         <w:pStyle w:val="a9"/>
         <w:numPr>
           <w:ilvl w:val="0"/>
-          <w:numId w:val="10"/>
+          <w:numId w:val="16"/>
         </w:numPr>
-        <w:spacing w:after="0" w:line="400" w:lineRule="exact"/>
-        <w:ind w:leftChars="0" w:left="357" w:right="0" w:hanging="357"/>
+        <w:spacing w:after="0" w:line="360" w:lineRule="exact"/>
+        <w:ind w:leftChars="0" w:left="284" w:right="0" w:hanging="284"/>
+        <w:jc w:val="both"/>
         <w:rPr>
           <w:rFonts w:cs="新細明體"/>
           <w:color w:val="0F0F0F"/>
@@ -139,6 +160,7 @@
         </w:rPr>
         <w:t>(</w:t>
       </w:r>
+      <w:proofErr w:type="gramStart"/>
       <w:r>
         <w:rPr>
           <w:rFonts w:hint="eastAsia"/>
@@ -148,6 +170,7 @@
         </w:rPr>
         <w:t>ㄗˇ</w:t>
       </w:r>
+      <w:proofErr w:type="gramEnd"/>
       <w:r>
         <w:rPr>
           <w:rFonts w:hint="eastAsia"/>
@@ -207,7 +230,8 @@
       <w:r>
         <w:rPr>
           <w:color w:val="FF0000"/>
-          <w:szCs w:val="28"/>
+          <w:sz w:val="16"/>
+          <w:szCs w:val="16"/>
         </w:rPr>
         <w:t>ㄈㄨˇ</w:t>
       </w:r>
@@ -275,7 +299,22 @@
           <w:color w:val="0F0F0F"/>
           <w:szCs w:val="28"/>
         </w:rPr>
-        <w:t>，因爲船破舊了，請</w:t>
+        <w:t>，因爲船破舊了</w:t>
+      </w:r>
+      <w:r>
+        <w:rPr>
+          <w:color w:val="0F0F0F"/>
+          <w:szCs w:val="28"/>
+        </w:rPr>
+        <w:br/>
+      </w:r>
+      <w:r>
+        <w:rPr>
+          <w:rFonts w:hint="eastAsia"/>
+          <w:color w:val="0F0F0F"/>
+          <w:szCs w:val="28"/>
+        </w:rPr>
+        <w:t>，請</w:t>
       </w:r>
       <w:r>
         <w:rPr>
@@ -309,7 +348,78 @@
           <w:color w:val="0F0F0F"/>
           <w:szCs w:val="28"/>
         </w:rPr>
-        <w:t>寫的《漁歌子》而得名。“子”即是“曲子”的簡稱。</w:t>
+        <w:t>寫的《漁歌子》而得名。</w:t>
+      </w:r>
+      <w:r>
+        <w:rPr>
+          <w:rFonts w:hint="eastAsia"/>
+          <w:color w:val="0F0F0F"/>
+          <w:szCs w:val="28"/>
+        </w:rPr>
+        <w:t>「</w:t>
+      </w:r>
+      <w:r>
+        <w:rPr>
+          <w:rFonts w:hint="eastAsia"/>
+          <w:color w:val="0F0F0F"/>
+          <w:szCs w:val="28"/>
+        </w:rPr>
+        <w:t>子</w:t>
+      </w:r>
+      <w:r>
+        <w:rPr>
+          <w:rFonts w:hint="eastAsia"/>
+          <w:color w:val="0F0F0F"/>
+          <w:szCs w:val="28"/>
+        </w:rPr>
+        <w:t>」</w:t>
+      </w:r>
+      <w:r>
+        <w:rPr>
+          <w:rFonts w:hint="eastAsia"/>
+          <w:color w:val="0F0F0F"/>
+          <w:szCs w:val="28"/>
+        </w:rPr>
+        <w:t>即是</w:t>
+      </w:r>
+      <w:r>
+        <w:rPr>
+          <w:rFonts w:hint="eastAsia"/>
+          <w:color w:val="0F0F0F"/>
+          <w:szCs w:val="28"/>
+        </w:rPr>
+        <w:t>「</w:t>
+      </w:r>
+      <w:r>
+        <w:rPr>
+          <w:rFonts w:hint="eastAsia"/>
+          <w:color w:val="0F0F0F"/>
+          <w:szCs w:val="28"/>
+        </w:rPr>
+        <w:t>曲子</w:t>
+      </w:r>
+      <w:r>
+        <w:rPr>
+          <w:rFonts w:hint="eastAsia"/>
+          <w:color w:val="0F0F0F"/>
+          <w:szCs w:val="28"/>
+        </w:rPr>
+        <w:t>」</w:t>
+      </w:r>
+      <w:r>
+        <w:rPr>
+          <w:rFonts w:hint="eastAsia"/>
+          <w:color w:val="0F0F0F"/>
+          <w:szCs w:val="28"/>
+        </w:rPr>
+        <w:t>的簡稱。</w:t>
+      </w:r>
+      <w:r>
+        <w:rPr>
+          <w:rFonts w:hint="eastAsia"/>
+          <w:szCs w:val="28"/>
+        </w:rPr>
+        <w:t>漁父：年老的漁夫。</w:t>
       </w:r>
     </w:p>
     <w:p>
@@ -317,10 +427,11 @@
         <w:pStyle w:val="a9"/>
         <w:numPr>
           <w:ilvl w:val="0"/>
-          <w:numId w:val="10"/>
+          <w:numId w:val="16"/>
         </w:numPr>
-        <w:spacing w:after="0" w:line="400" w:lineRule="exact"/>
-        <w:ind w:leftChars="0" w:left="357" w:right="0" w:hanging="357"/>
+        <w:spacing w:after="0" w:line="360" w:lineRule="exact"/>
+        <w:ind w:leftChars="0" w:left="284" w:right="0" w:hanging="284"/>
+        <w:jc w:val="both"/>
         <w:rPr>
           <w:rFonts w:cs="新細明體"/>
           <w:color w:val="0F0F0F"/>
@@ -384,10 +495,11 @@
         <w:pStyle w:val="a9"/>
         <w:numPr>
           <w:ilvl w:val="0"/>
-          <w:numId w:val="10"/>
+          <w:numId w:val="16"/>
         </w:numPr>
-        <w:spacing w:after="0" w:line="400" w:lineRule="exact"/>
-        <w:ind w:leftChars="0" w:left="357" w:right="0" w:hanging="357"/>
+        <w:spacing w:after="0" w:line="360" w:lineRule="exact"/>
+        <w:ind w:leftChars="0" w:left="284" w:right="0" w:hanging="284"/>
+        <w:jc w:val="both"/>
         <w:rPr>
           <w:rFonts w:cs="新細明體"/>
           <w:color w:val="0F0F0F"/>
@@ -400,7 +512,58 @@
           <w:color w:val="0F0F0F"/>
           <w:szCs w:val="28"/>
         </w:rPr>
-        <w:t>桃花流水：桃花盛開的季節正是春水盛漲的時候，俗稱桃花汛或桃花水。</w:t>
+        <w:t>桃花流水：桃花盛開的季節正是春</w:t>
+      </w:r>
+      <w:proofErr w:type="gramStart"/>
+      <w:r>
+        <w:rPr>
+          <w:rFonts w:hint="eastAsia"/>
+          <w:color w:val="0F0F0F"/>
+          <w:szCs w:val="28"/>
+        </w:rPr>
+        <w:t>水盛漲</w:t>
+      </w:r>
+      <w:proofErr w:type="gramEnd"/>
+      <w:r>
+        <w:rPr>
+          <w:rFonts w:hint="eastAsia"/>
+          <w:color w:val="0F0F0F"/>
+          <w:szCs w:val="28"/>
+        </w:rPr>
+        <w:t>的時候，俗稱桃花汛</w:t>
+      </w:r>
+      <w:r>
+        <w:rPr>
+          <w:rFonts w:hint="eastAsia"/>
+          <w:szCs w:val="28"/>
+        </w:rPr>
+        <w:t>(</w:t>
+      </w:r>
+      <w:proofErr w:type="gramStart"/>
+      <w:r>
+        <w:rPr>
+          <w:rFonts w:hint="eastAsia"/>
+          <w:color w:val="FF0000"/>
+          <w:sz w:val="16"/>
+          <w:szCs w:val="16"/>
+        </w:rPr>
+        <w:t>ㄒㄩㄣˋ</w:t>
+      </w:r>
+      <w:proofErr w:type="gramEnd"/>
+      <w:r>
+        <w:rPr>
+          <w:rFonts w:hint="eastAsia"/>
+          <w:szCs w:val="28"/>
+        </w:rPr>
+        <w:t>)</w:t>
+      </w:r>
+      <w:r>
+        <w:rPr>
+          <w:rFonts w:hint="eastAsia"/>
+          <w:color w:val="0F0F0F"/>
+          <w:szCs w:val="28"/>
+        </w:rPr>
+        <w:t>或桃花水。</w:t>
       </w:r>
     </w:p>
     <w:p>
@@ -408,22 +571,34 @@
         <w:pStyle w:val="a9"/>
         <w:numPr>
           <w:ilvl w:val="0"/>
-          <w:numId w:val="10"/>
+          <w:numId w:val="16"/>
         </w:numPr>
-        <w:spacing w:after="0" w:line="400" w:lineRule="exact"/>
-        <w:ind w:leftChars="0" w:right="0"/>
-        <w:rPr>
-          <w:rFonts w:hint="eastAsia"/>
-          <w:szCs w:val="28"/>
-        </w:rPr>
-      </w:pPr>
-      <w:r>
-        <w:rPr>
-          <w:rFonts w:hint="eastAsia"/>
-          <w:szCs w:val="28"/>
-        </w:rPr>
-        <w:t>桃花汛(</w:t>
-      </w:r>
+        <w:spacing w:after="0" w:line="360" w:lineRule="exact"/>
+        <w:ind w:leftChars="0" w:left="284" w:right="0" w:hanging="284"/>
+        <w:jc w:val="both"/>
+        <w:rPr>
+          <w:rFonts w:cs="新細明體"/>
+          <w:color w:val="0F0F0F"/>
+          <w:szCs w:val="28"/>
+        </w:rPr>
+      </w:pPr>
+      <w:proofErr w:type="gramStart"/>
+      <w:r>
+        <w:rPr>
+          <w:rFonts w:hint="eastAsia"/>
+          <w:szCs w:val="28"/>
+        </w:rPr>
+        <w:t>鱖</w:t>
+      </w:r>
+      <w:proofErr w:type="gramEnd"/>
+      <w:r>
+        <w:rPr>
+          <w:rFonts w:hint="eastAsia"/>
+          <w:szCs w:val="28"/>
+        </w:rPr>
+        <w:t>（</w:t>
+      </w:r>
+      <w:proofErr w:type="gramStart"/>
       <w:r>
         <w:rPr>
           <w:rFonts w:hint="eastAsia"/>
@@ -431,14 +606,67 @@
           <w:sz w:val="16"/>
           <w:szCs w:val="16"/>
         </w:rPr>
-        <w:t>ㄒㄩㄣˋ</w:t>
-      </w:r>
-      <w:r>
-        <w:rPr>
-          <w:rFonts w:hint="eastAsia"/>
-          <w:szCs w:val="28"/>
-        </w:rPr>
-        <w:t>)：每年春天桃花開時，黃河等處漲起的潮流。也稱為「桃花水」、「桃汛」、「春汛」。</w:t>
+        <w:t>ㄍㄨㄟˋ</w:t>
+      </w:r>
+      <w:proofErr w:type="gramEnd"/>
+      <w:r>
+        <w:rPr>
+          <w:rFonts w:cs="新細明體"/>
+          <w:szCs w:val="28"/>
+        </w:rPr>
+        <w:t>）魚</w:t>
+      </w:r>
+      <w:r>
+        <w:rPr>
+          <w:rFonts w:cs="新細明體"/>
+          <w:color w:val="0F0F0F"/>
+          <w:szCs w:val="28"/>
+        </w:rPr>
+        <w:t>：</w:t>
+      </w:r>
+      <w:r>
+        <w:rPr>
+          <w:rFonts w:cs="新細明體" w:hint="eastAsia"/>
+          <w:color w:val="0F0F0F"/>
+          <w:szCs w:val="28"/>
+        </w:rPr>
+        <w:t>肉質鮮嫩美味，為淡水食用魚類之</w:t>
+      </w:r>
+      <w:proofErr w:type="gramStart"/>
+      <w:r>
+        <w:rPr>
+          <w:rFonts w:cs="新細明體" w:hint="eastAsia"/>
+          <w:color w:val="0F0F0F"/>
+          <w:szCs w:val="28"/>
+        </w:rPr>
+        <w:t>一</w:t>
+      </w:r>
+      <w:proofErr w:type="gramEnd"/>
+      <w:r>
+        <w:rPr>
+          <w:rFonts w:cs="新細明體" w:hint="eastAsia"/>
+          <w:color w:val="0F0F0F"/>
+          <w:szCs w:val="28"/>
+        </w:rPr>
+        <w:t>。也稱為「花鯽」、「</w:t>
+      </w:r>
+      <w:proofErr w:type="gramStart"/>
+      <w:r>
+        <w:rPr>
+          <w:rFonts w:cs="新細明體" w:hint="eastAsia"/>
+          <w:color w:val="0F0F0F"/>
+          <w:szCs w:val="28"/>
+        </w:rPr>
+        <w:t>桂魚</w:t>
+      </w:r>
+      <w:proofErr w:type="gramEnd"/>
+      <w:r>
+        <w:rPr>
+          <w:rFonts w:cs="新細明體" w:hint="eastAsia"/>
+          <w:color w:val="0F0F0F"/>
+          <w:szCs w:val="28"/>
+        </w:rPr>
+        <w:t>」。</w:t>
       </w:r>
     </w:p>
     <w:p>
@@ -446,58 +674,89 @@
         <w:pStyle w:val="a9"/>
         <w:numPr>
           <w:ilvl w:val="0"/>
-          <w:numId w:val="10"/>
+          <w:numId w:val="16"/>
         </w:numPr>
-        <w:spacing w:after="0" w:line="400" w:lineRule="exact"/>
-        <w:ind w:leftChars="0" w:left="357" w:right="0" w:hanging="357"/>
+        <w:spacing w:after="0" w:line="360" w:lineRule="exact"/>
+        <w:ind w:leftChars="0" w:left="284" w:right="0" w:hanging="284"/>
+        <w:jc w:val="both"/>
+        <w:rPr>
+          <w:rFonts w:cs="新細明體" w:hint="eastAsia"/>
+          <w:color w:val="0F0F0F"/>
+          <w:szCs w:val="28"/>
+        </w:rPr>
+      </w:pPr>
+      <w:proofErr w:type="gramStart"/>
+      <w:r>
+        <w:rPr>
+          <w:rFonts w:hint="eastAsia"/>
+          <w:color w:val="0F0F0F"/>
+          <w:szCs w:val="28"/>
+        </w:rPr>
+        <w:t>箬</w:t>
+      </w:r>
+      <w:proofErr w:type="gramEnd"/>
+      <w:r>
+        <w:rPr>
+          <w:rFonts w:hint="eastAsia"/>
+          <w:color w:val="0F0F0F"/>
+          <w:szCs w:val="28"/>
+        </w:rPr>
+        <w:t>（</w:t>
+      </w:r>
+      <w:proofErr w:type="gramStart"/>
+      <w:r>
+        <w:rPr>
+          <w:rFonts w:hint="eastAsia"/>
+          <w:color w:val="FF0000"/>
+          <w:sz w:val="16"/>
+          <w:szCs w:val="16"/>
+        </w:rPr>
+        <w:t>ㄖㄨㄛˋ</w:t>
+      </w:r>
+      <w:proofErr w:type="gramEnd"/>
+      <w:r>
         <w:rPr>
           <w:rFonts w:cs="新細明體"/>
           <w:color w:val="0F0F0F"/>
           <w:szCs w:val="28"/>
         </w:rPr>
-      </w:pPr>
-      <w:hyperlink r:id="rId8" w:history="1">
-        <w:r>
-          <w:rPr>
-            <w:rStyle w:val="a7"/>
-            <w:rFonts w:hint="eastAsia"/>
-            <w:szCs w:val="28"/>
-          </w:rPr>
-          <w:t>鱖（</w:t>
-        </w:r>
-        <w:r>
-          <w:rPr>
-            <w:rFonts w:hint="eastAsia"/>
-            <w:color w:val="FF0000"/>
-            <w:sz w:val="16"/>
-            <w:szCs w:val="16"/>
-          </w:rPr>
-          <w:t>ㄍㄨㄟˋ</w:t>
-        </w:r>
-        <w:r>
-          <w:rPr>
-            <w:rStyle w:val="a7"/>
-            <w:rFonts w:cs="新細明體"/>
-            <w:szCs w:val="28"/>
-          </w:rPr>
-          <w:t>）魚</w:t>
-        </w:r>
-      </w:hyperlink>
+        <w:t>）</w:t>
+      </w:r>
+      <w:proofErr w:type="gramStart"/>
       <w:r>
         <w:rPr>
           <w:rFonts w:cs="新細明體"/>
           <w:color w:val="0F0F0F"/>
           <w:szCs w:val="28"/>
         </w:rPr>
-        <w:t>：</w:t>
-      </w:r>
-      <w:r>
-        <w:rPr>
-          <w:rFonts w:cs="新細明體" w:hint="eastAsia"/>
-          <w:color w:val="0F0F0F"/>
-          <w:szCs w:val="28"/>
-        </w:rPr>
-        <w:t>魚綱鱸科。體側扁，顏色淡黃帶褐，具不規則的黑色斑紋。口大有細鱗，背鰭具硬棘，為凶猛的魚類。喜食魚蝦，大陸地區各大河流、湖泊均產。肉質鮮嫩美味，為淡水食用魚類之一。也稱為「花鯽」、「桂魚」。</w:t>
+        <w:t>笠</w:t>
+      </w:r>
+      <w:proofErr w:type="gramEnd"/>
+      <w:r>
+        <w:rPr>
+          <w:rFonts w:cs="新細明體"/>
+          <w:color w:val="0F0F0F"/>
+          <w:szCs w:val="28"/>
+        </w:rPr>
+        <w:t>：竹葉或竹</w:t>
+      </w:r>
+      <w:proofErr w:type="gramStart"/>
+      <w:r>
+        <w:rPr>
+          <w:rFonts w:cs="新細明體"/>
+          <w:color w:val="0F0F0F"/>
+          <w:szCs w:val="28"/>
+        </w:rPr>
+        <w:t>蔑</w:t>
+      </w:r>
+      <w:proofErr w:type="gramEnd"/>
+      <w:r>
+        <w:rPr>
+          <w:rFonts w:cs="新細明體"/>
+          <w:color w:val="0F0F0F"/>
+          <w:szCs w:val="28"/>
+        </w:rPr>
+        <w:t>做的斗笠。</w:t>
       </w:r>
     </w:p>
     <w:p>
@@ -505,24 +764,36 @@
         <w:pStyle w:val="a9"/>
         <w:numPr>
           <w:ilvl w:val="0"/>
-          <w:numId w:val="10"/>
+          <w:numId w:val="16"/>
         </w:numPr>
-        <w:spacing w:after="0" w:line="400" w:lineRule="exact"/>
-        <w:ind w:leftChars="0" w:left="357" w:right="0" w:hanging="357"/>
-        <w:rPr>
-          <w:rFonts w:cs="新細明體"/>
-          <w:color w:val="0F0F0F"/>
-          <w:szCs w:val="28"/>
-        </w:rPr>
-      </w:pPr>
-      <w:r>
-        <w:rPr>
-          <w:rFonts w:hint="eastAsia"/>
-          <w:color w:val="0F0F0F"/>
-          <w:szCs w:val="28"/>
-        </w:rPr>
-        <w:t>箬（</w:t>
-      </w:r>
+        <w:spacing w:after="0" w:line="360" w:lineRule="exact"/>
+        <w:ind w:leftChars="0" w:left="284" w:right="0" w:hanging="284"/>
+        <w:jc w:val="both"/>
+        <w:rPr>
+          <w:rFonts w:cs="新細明體" w:hint="eastAsia"/>
+          <w:color w:val="0F0F0F"/>
+          <w:szCs w:val="28"/>
+        </w:rPr>
+      </w:pPr>
+      <w:proofErr w:type="gramStart"/>
+      <w:r>
+        <w:rPr>
+          <w:rFonts w:hint="eastAsia"/>
+          <w:color w:val="0F0F0F"/>
+          <w:szCs w:val="28"/>
+        </w:rPr>
+        <w:t>蓑</w:t>
+      </w:r>
+      <w:proofErr w:type="gramEnd"/>
+      <w:r>
+        <w:rPr>
+          <w:rFonts w:hint="eastAsia"/>
+          <w:color w:val="0F0F0F"/>
+          <w:szCs w:val="28"/>
+        </w:rPr>
+        <w:t>（</w:t>
+      </w:r>
+      <w:proofErr w:type="gramStart"/>
       <w:r>
         <w:rPr>
           <w:rFonts w:hint="eastAsia"/>
@@ -530,340 +801,49 @@
           <w:sz w:val="16"/>
           <w:szCs w:val="16"/>
         </w:rPr>
-        <w:t>ㄖㄨㄛˋ</w:t>
-      </w:r>
+        <w:t>ㄙㄨㄛ</w:t>
+      </w:r>
+      <w:proofErr w:type="gramEnd"/>
       <w:r>
         <w:rPr>
           <w:rFonts w:cs="新細明體"/>
           <w:color w:val="0F0F0F"/>
           <w:szCs w:val="28"/>
         </w:rPr>
-        <w:t>）笠：竹葉或竹蔑做的斗笠。</w:t>
+        <w:t>）衣：</w:t>
+      </w:r>
+      <w:proofErr w:type="gramStart"/>
+      <w:r>
+        <w:rPr>
+          <w:rFonts w:cs="新細明體"/>
+          <w:color w:val="0F0F0F"/>
+          <w:szCs w:val="28"/>
+        </w:rPr>
+        <w:t>用草或</w:t>
+      </w:r>
+      <w:proofErr w:type="gramEnd"/>
+      <w:r>
+        <w:rPr>
+          <w:rFonts w:cs="新細明體" w:hint="eastAsia"/>
+          <w:color w:val="0F0F0F"/>
+          <w:szCs w:val="28"/>
+        </w:rPr>
+        <w:t>棕毛</w:t>
+      </w:r>
+      <w:r>
+        <w:rPr>
+          <w:rFonts w:cs="新細明體"/>
+          <w:color w:val="0F0F0F"/>
+          <w:szCs w:val="28"/>
+        </w:rPr>
+        <w:t>編製成的雨衣。</w:t>
       </w:r>
     </w:p>
     <w:p>
       <w:pPr>
-        <w:pStyle w:val="a9"/>
-        <w:spacing w:after="0" w:line="400" w:lineRule="exact"/>
-        <w:ind w:leftChars="0" w:left="360" w:right="0" w:firstLine="0"/>
-        <w:rPr>
-          <w:rFonts w:cs="新細明體"/>
-          <w:color w:val="0F0F0F"/>
-          <w:szCs w:val="28"/>
-        </w:rPr>
-      </w:pPr>
-      <w:r>
-        <w:rPr>
-          <w:rFonts w:hint="eastAsia"/>
-          <w:color w:val="0F0F0F"/>
-          <w:szCs w:val="28"/>
-        </w:rPr>
-        <w:t>箬：</w:t>
-      </w:r>
-      <w:r>
-        <w:rPr>
-          <w:rFonts w:hint="eastAsia"/>
-          <w:color w:val="0F0F0F"/>
-          <w:szCs w:val="28"/>
-        </w:rPr>
-        <w:t>同「篛」。</w:t>
-      </w:r>
-    </w:p>
-    <w:p>
-      <w:pPr>
-        <w:pStyle w:val="a9"/>
-        <w:numPr>
-          <w:ilvl w:val="0"/>
-          <w:numId w:val="15"/>
-        </w:numPr>
-        <w:spacing w:after="0" w:line="400" w:lineRule="exact"/>
-        <w:ind w:leftChars="0" w:right="0"/>
-        <w:rPr>
-          <w:rFonts w:cs="新細明體"/>
-          <w:color w:val="0F0F0F"/>
-          <w:szCs w:val="28"/>
-        </w:rPr>
-      </w:pPr>
-      <w:r>
-        <w:rPr>
-          <w:rFonts w:cs="新細明體" w:hint="eastAsia"/>
-          <w:color w:val="0F0F0F"/>
-          <w:szCs w:val="28"/>
-        </w:rPr>
-        <w:t>竹皮。俗稱為「筍殼」。</w:t>
-      </w:r>
-    </w:p>
-    <w:p>
-      <w:pPr>
-        <w:pStyle w:val="a9"/>
-        <w:numPr>
-          <w:ilvl w:val="0"/>
-          <w:numId w:val="15"/>
-        </w:numPr>
-        <w:spacing w:after="0" w:line="400" w:lineRule="exact"/>
-        <w:ind w:leftChars="0" w:right="0"/>
-        <w:rPr>
-          <w:rFonts w:cs="新細明體"/>
-          <w:color w:val="0F0F0F"/>
-          <w:szCs w:val="28"/>
-        </w:rPr>
-      </w:pPr>
-      <w:hyperlink r:id="rId9" w:history="1">
-        <w:r>
-          <w:rPr>
-            <w:rStyle w:val="a7"/>
-            <w:rFonts w:cs="新細明體" w:hint="eastAsia"/>
-            <w:szCs w:val="28"/>
-          </w:rPr>
-          <w:t>篛(</w:t>
-        </w:r>
-        <w:r>
-          <w:rPr>
-            <w:rFonts w:hint="eastAsia"/>
-            <w:color w:val="FF0000"/>
-            <w:sz w:val="16"/>
-            <w:szCs w:val="16"/>
-          </w:rPr>
-          <w:t>ㄖㄨㄛˋ</w:t>
-        </w:r>
-        <w:r>
-          <w:rPr>
-            <w:rStyle w:val="a7"/>
-            <w:rFonts w:cs="新細明體" w:hint="eastAsia"/>
-            <w:szCs w:val="28"/>
-          </w:rPr>
-          <w:t>)竹</w:t>
-        </w:r>
-      </w:hyperlink>
-      <w:r>
-        <w:rPr>
-          <w:rFonts w:cs="新細明體" w:hint="eastAsia"/>
-          <w:color w:val="0F0F0F"/>
-          <w:szCs w:val="28"/>
-        </w:rPr>
-        <w:t>：常綠灌木植物，葉子闊長，邊緣稍白，背面有細毛。莖稈可製成筆管、煙筒，葉子可製成斗笠或包粽子。</w:t>
-      </w:r>
-    </w:p>
-    <w:p>
-      <w:pPr>
-        <w:pStyle w:val="a9"/>
-        <w:spacing w:after="0" w:line="400" w:lineRule="exact"/>
-        <w:ind w:leftChars="0" w:right="0" w:firstLine="0"/>
-        <w:rPr>
-          <w:szCs w:val="28"/>
-        </w:rPr>
-      </w:pPr>
-      <w:r>
-        <w:rPr>
-          <w:rFonts w:hint="eastAsia"/>
-          <w:szCs w:val="28"/>
-        </w:rPr>
-        <w:t>竹蔑(</w:t>
-      </w:r>
-      <w:r>
-        <w:rPr>
-          <w:rFonts w:hint="eastAsia"/>
-          <w:color w:val="FF0000"/>
-          <w:sz w:val="16"/>
-          <w:szCs w:val="16"/>
-        </w:rPr>
-        <w:t>ㄇㄧㄝˋ</w:t>
-      </w:r>
-      <w:r>
-        <w:rPr>
-          <w:rFonts w:hint="eastAsia"/>
-          <w:szCs w:val="28"/>
-        </w:rPr>
-        <w:t>)：薄而狹長的竹片，可用以編製竹簍、竹籃等。</w:t>
-      </w:r>
-    </w:p>
-    <w:p>
-      <w:pPr>
-        <w:pStyle w:val="a9"/>
-        <w:spacing w:after="0" w:line="400" w:lineRule="exact"/>
-        <w:ind w:leftChars="0" w:right="0" w:firstLine="0"/>
-        <w:rPr>
-          <w:szCs w:val="28"/>
-        </w:rPr>
-      </w:pPr>
-      <w:r>
-        <w:rPr>
-          <w:rFonts w:hint="eastAsia"/>
-          <w:szCs w:val="28"/>
-        </w:rPr>
-        <w:t>【例】這件用竹篾編成的工藝品，自然古樸。</w:t>
-      </w:r>
-    </w:p>
-    <w:p>
-      <w:pPr>
-        <w:pStyle w:val="a9"/>
-        <w:spacing w:after="0" w:line="400" w:lineRule="exact"/>
-        <w:ind w:leftChars="0" w:right="0" w:firstLine="0"/>
-        <w:rPr>
-          <w:rFonts w:cs="新細明體"/>
-          <w:color w:val="0F0F0F"/>
-          <w:szCs w:val="28"/>
-        </w:rPr>
-      </w:pPr>
-      <w:r>
-        <w:rPr>
-          <w:rFonts w:cs="新細明體" w:hint="eastAsia"/>
-          <w:color w:val="0F0F0F"/>
-          <w:szCs w:val="28"/>
-        </w:rPr>
-        <w:t>煙筒：</w:t>
-      </w:r>
-    </w:p>
-    <w:p>
-      <w:pPr>
-        <w:pStyle w:val="a9"/>
-        <w:numPr>
-          <w:ilvl w:val="0"/>
-          <w:numId w:val="14"/>
-        </w:numPr>
-        <w:spacing w:after="0" w:line="400" w:lineRule="exact"/>
-        <w:ind w:leftChars="0" w:right="0"/>
-        <w:rPr>
-          <w:rFonts w:cs="新細明體"/>
-          <w:color w:val="0F0F0F"/>
-          <w:szCs w:val="28"/>
-        </w:rPr>
-      </w:pPr>
-      <w:r>
-        <w:rPr>
-          <w:rFonts w:cs="新細明體" w:hint="eastAsia"/>
-          <w:color w:val="0F0F0F"/>
-          <w:szCs w:val="28"/>
-        </w:rPr>
-        <w:t>古代</w:t>
-      </w:r>
-      <w:hyperlink r:id="rId10" w:history="1">
-        <w:r>
-          <w:rPr>
-            <w:rStyle w:val="a7"/>
-            <w:rFonts w:cs="新細明體" w:hint="eastAsia"/>
-            <w:szCs w:val="28"/>
-          </w:rPr>
-          <w:t>吸水煙</w:t>
-        </w:r>
-      </w:hyperlink>
-      <w:r>
-        <w:rPr>
-          <w:rFonts w:cs="新細明體" w:hint="eastAsia"/>
-          <w:color w:val="0F0F0F"/>
-          <w:szCs w:val="28"/>
-        </w:rPr>
-        <w:t>的用具。</w:t>
-      </w:r>
-    </w:p>
-    <w:p>
-      <w:pPr>
-        <w:pStyle w:val="a9"/>
-        <w:numPr>
-          <w:ilvl w:val="0"/>
-          <w:numId w:val="14"/>
-        </w:numPr>
-        <w:spacing w:after="0" w:line="400" w:lineRule="exact"/>
-        <w:ind w:leftChars="0" w:right="0"/>
-        <w:rPr>
-          <w:rFonts w:hint="eastAsia"/>
-          <w:szCs w:val="28"/>
-        </w:rPr>
-      </w:pPr>
-      <w:r>
-        <w:rPr>
-          <w:rFonts w:cs="新細明體"/>
-          <w:color w:val="0F0F0F"/>
-          <w:szCs w:val="28"/>
-        </w:rPr>
-        <w:t>爐灶上排煙的管狀裝置。也稱為「煙突」、「煙囪」。</w:t>
-      </w:r>
-    </w:p>
-    <w:p>
-      <w:pPr>
-        <w:pStyle w:val="a9"/>
-        <w:numPr>
-          <w:ilvl w:val="0"/>
-          <w:numId w:val="10"/>
-        </w:numPr>
-        <w:spacing w:after="0" w:line="400" w:lineRule="exact"/>
-        <w:ind w:leftChars="0" w:left="357" w:right="0" w:hanging="357"/>
-        <w:rPr>
-          <w:rFonts w:cs="新細明體"/>
-          <w:color w:val="0F0F0F"/>
-          <w:szCs w:val="28"/>
-        </w:rPr>
-      </w:pPr>
-      <w:r>
-        <w:rPr>
-          <w:rFonts w:hint="eastAsia"/>
-          <w:color w:val="0F0F0F"/>
-          <w:szCs w:val="28"/>
-        </w:rPr>
-        <w:t>蓑（</w:t>
-      </w:r>
-      <w:r>
-        <w:rPr>
-          <w:rFonts w:hint="eastAsia"/>
-          <w:color w:val="FF0000"/>
-          <w:sz w:val="16"/>
-          <w:szCs w:val="16"/>
-        </w:rPr>
-        <w:t>ㄙㄨㄛ</w:t>
-      </w:r>
-      <w:r>
-        <w:rPr>
-          <w:rFonts w:cs="新細明體"/>
-          <w:color w:val="0F0F0F"/>
-          <w:szCs w:val="28"/>
-        </w:rPr>
-        <w:t>）衣：用草或</w:t>
-      </w:r>
-      <w:r>
-        <w:rPr>
-          <w:rFonts w:cs="新細明體" w:hint="eastAsia"/>
-          <w:color w:val="0F0F0F"/>
-          <w:szCs w:val="28"/>
-        </w:rPr>
-        <w:t>棕毛</w:t>
-      </w:r>
-      <w:r>
-        <w:rPr>
-          <w:rFonts w:cs="新細明體"/>
-          <w:color w:val="0F0F0F"/>
-          <w:szCs w:val="28"/>
-        </w:rPr>
-        <w:t>編製成的雨衣。</w:t>
-      </w:r>
-    </w:p>
-    <w:p>
-      <w:pPr>
-        <w:pStyle w:val="a9"/>
-        <w:numPr>
-          <w:ilvl w:val="0"/>
-          <w:numId w:val="10"/>
-        </w:numPr>
-        <w:spacing w:after="0" w:line="400" w:lineRule="exact"/>
-        <w:ind w:leftChars="0" w:left="357" w:right="0" w:hanging="357"/>
-        <w:rPr>
-          <w:rFonts w:cs="新細明體"/>
-          <w:color w:val="0F0F0F"/>
-          <w:szCs w:val="28"/>
-        </w:rPr>
-      </w:pPr>
-      <w:r>
-        <w:rPr>
-          <w:rFonts w:hint="eastAsia"/>
-          <w:color w:val="0F0F0F"/>
-          <w:szCs w:val="28"/>
-        </w:rPr>
-        <w:t>不須：不一定要。</w:t>
-      </w:r>
-    </w:p>
-    <w:p>
-      <w:pPr>
         <w:spacing w:beforeLines="50" w:before="120" w:after="0" w:line="400" w:lineRule="exact"/>
         <w:ind w:left="0" w:right="0" w:firstLine="0"/>
+        <w:jc w:val="both"/>
       </w:pPr>
       <w:r>
         <w:rPr>
@@ -873,15 +853,16 @@
         </w:rPr>
         <w:t>語譯</w:t>
       </w:r>
-      <w:hyperlink r:id="rId11" w:tgtFrame="_blank" w:history="1"/>
-      <w:hyperlink r:id="rId12" w:history="1"/>
-      <w:hyperlink r:id="rId13" w:history="1"/>
-      <w:hyperlink r:id="rId14" w:history="1"/>
+      <w:hyperlink r:id="rId8" w:tgtFrame="_blank" w:history="1"/>
+      <w:hyperlink r:id="rId9" w:history="1"/>
+      <w:hyperlink r:id="rId10" w:history="1"/>
+      <w:hyperlink r:id="rId11" w:history="1"/>
     </w:p>
     <w:p>
       <w:pPr>
-        <w:spacing w:after="0" w:line="400" w:lineRule="exact"/>
+        <w:spacing w:after="0" w:line="360" w:lineRule="exact"/>
         <w:ind w:left="0" w:right="0" w:firstLine="0"/>
+        <w:jc w:val="both"/>
         <w:rPr>
           <w:szCs w:val="28"/>
         </w:rPr>
@@ -898,51 +879,146 @@
           <w:rFonts w:hint="eastAsia"/>
           <w:szCs w:val="28"/>
         </w:rPr>
-        <w:t>西塞山前白鷺在自由地翱翔，江水中，肥美的鱖魚歡快地遊</w:t>
-      </w:r>
-      <w:r>
-        <w:rPr>
-          <w:rFonts w:hint="eastAsia"/>
-          <w:szCs w:val="28"/>
-        </w:rPr>
-        <w:t>著</w:t>
-      </w:r>
-      <w:r>
-        <w:rPr>
-          <w:rFonts w:hint="eastAsia"/>
-          <w:szCs w:val="28"/>
-        </w:rPr>
-        <w:t>，漂浮在水中的桃花是那樣的鮮豔。江岸一位老翁戴</w:t>
-      </w:r>
-      <w:r>
-        <w:rPr>
-          <w:rFonts w:hint="eastAsia"/>
-          <w:szCs w:val="28"/>
-        </w:rPr>
-        <w:t>著</w:t>
-      </w:r>
-      <w:r>
-        <w:rPr>
-          <w:rFonts w:hint="eastAsia"/>
-          <w:szCs w:val="28"/>
-        </w:rPr>
-        <w:t>青色的箬笠，披着綠色的蓑衣，冒着斜風細雨，</w:t>
-      </w:r>
-      <w:r>
-        <w:rPr>
-          <w:rFonts w:hint="eastAsia"/>
-          <w:b/>
-          <w:bCs/>
-          <w:szCs w:val="28"/>
-        </w:rPr>
-        <w:t>悠然自得</w:t>
-      </w:r>
-      <w:r>
-        <w:rPr>
-          <w:rFonts w:hint="eastAsia"/>
-          <w:szCs w:val="28"/>
-        </w:rPr>
-        <w:t>地垂釣，他被美麗的春景迷住了，連下了雨都不回家。</w:t>
+        <w:t>在</w:t>
+      </w:r>
+      <w:r>
+        <w:rPr>
+          <w:rFonts w:hint="eastAsia"/>
+          <w:szCs w:val="28"/>
+          <w:u w:val="single"/>
+        </w:rPr>
+        <w:t>西塞山</w:t>
+      </w:r>
+      <w:r>
+        <w:rPr>
+          <w:rFonts w:hint="eastAsia"/>
+          <w:szCs w:val="28"/>
+        </w:rPr>
+        <w:t>前，白色的鷺鷥在蔚藍的天空中自由自在地飛翔。</w:t>
+      </w:r>
+      <w:proofErr w:type="gramStart"/>
+      <w:r>
+        <w:rPr>
+          <w:rFonts w:hint="eastAsia"/>
+          <w:szCs w:val="28"/>
+        </w:rPr>
+        <w:t>春雨初晴</w:t>
+      </w:r>
+      <w:proofErr w:type="gramEnd"/>
+      <w:r>
+        <w:rPr>
+          <w:rFonts w:hint="eastAsia"/>
+          <w:szCs w:val="28"/>
+        </w:rPr>
+        <w:t>，粉紅的桃花</w:t>
+      </w:r>
+      <w:r>
+        <w:rPr>
+          <w:rFonts w:hint="eastAsia"/>
+          <w:szCs w:val="28"/>
+        </w:rPr>
+        <w:t>花</w:t>
+      </w:r>
+      <w:r>
+        <w:rPr>
+          <w:rFonts w:hint="eastAsia"/>
+          <w:szCs w:val="28"/>
+        </w:rPr>
+        <w:t>瓣飄落在暴漲的春水上隨</w:t>
+      </w:r>
+      <w:proofErr w:type="gramStart"/>
+      <w:r>
+        <w:rPr>
+          <w:rFonts w:hint="eastAsia"/>
+          <w:szCs w:val="28"/>
+        </w:rPr>
+        <w:t>波流去</w:t>
+      </w:r>
+      <w:proofErr w:type="gramEnd"/>
+      <w:r>
+        <w:rPr>
+          <w:rFonts w:hint="eastAsia"/>
+          <w:szCs w:val="28"/>
+        </w:rPr>
+        <w:t>，此時水底的鱖魚正長得無比肥美。</w:t>
+      </w:r>
+    </w:p>
+    <w:p>
+      <w:pPr>
+        <w:spacing w:after="0" w:line="360" w:lineRule="exact"/>
+        <w:ind w:left="0" w:right="0" w:firstLine="0"/>
+        <w:jc w:val="both"/>
+        <w:rPr>
+          <w:szCs w:val="28"/>
+        </w:rPr>
+      </w:pPr>
+      <w:r>
+        <w:rPr>
+          <w:rFonts w:hint="eastAsia"/>
+          <w:szCs w:val="28"/>
+        </w:rPr>
+        <w:t xml:space="preserve">　　</w:t>
+      </w:r>
+      <w:r>
+        <w:rPr>
+          <w:rFonts w:hint="eastAsia"/>
+          <w:szCs w:val="28"/>
+        </w:rPr>
+        <w:t>煙雨濛濛的江面上，漁翁頭戴著青翠的竹</w:t>
+      </w:r>
+      <w:proofErr w:type="gramStart"/>
+      <w:r>
+        <w:rPr>
+          <w:rFonts w:hint="eastAsia"/>
+          <w:szCs w:val="28"/>
+        </w:rPr>
+        <w:t>笠</w:t>
+      </w:r>
+      <w:proofErr w:type="gramEnd"/>
+      <w:r>
+        <w:rPr>
+          <w:rFonts w:hint="eastAsia"/>
+          <w:szCs w:val="28"/>
+        </w:rPr>
+        <w:t>，身披翠綠的蓑衣。任憑</w:t>
+      </w:r>
+      <w:proofErr w:type="gramStart"/>
+      <w:r>
+        <w:rPr>
+          <w:rFonts w:hint="eastAsia"/>
+          <w:szCs w:val="28"/>
+        </w:rPr>
+        <w:t>微風斜吹</w:t>
+      </w:r>
+      <w:proofErr w:type="gramEnd"/>
+      <w:r>
+        <w:rPr>
+          <w:szCs w:val="28"/>
+        </w:rPr>
+        <w:br/>
+      </w:r>
+      <w:r>
+        <w:rPr>
+          <w:rFonts w:hint="eastAsia"/>
+          <w:szCs w:val="28"/>
+        </w:rPr>
+        <w:t>、細雨霏霏，他完全</w:t>
+      </w:r>
+      <w:proofErr w:type="gramStart"/>
+      <w:r>
+        <w:rPr>
+          <w:rFonts w:hint="eastAsia"/>
+          <w:szCs w:val="28"/>
+        </w:rPr>
+        <w:t>沉</w:t>
+      </w:r>
+      <w:proofErr w:type="gramEnd"/>
+      <w:r>
+        <w:rPr>
+          <w:rFonts w:hint="eastAsia"/>
+          <w:szCs w:val="28"/>
+        </w:rPr>
+        <w:t>浸在這片山光水色之中，悠然自得，樂而忘返，覺得根本不需要回家了。</w:t>
       </w:r>
     </w:p>
     <w:p>
@@ -967,8 +1043,9 @@
     </w:p>
     <w:p>
       <w:pPr>
-        <w:spacing w:after="0" w:line="440" w:lineRule="exact"/>
+        <w:spacing w:after="0" w:line="360" w:lineRule="exact"/>
         <w:ind w:left="-6" w:right="0" w:hanging="11"/>
+        <w:jc w:val="both"/>
         <w:rPr>
           <w:szCs w:val="28"/>
         </w:rPr>
@@ -980,14 +1057,16 @@
         </w:rPr>
         <w:t xml:space="preserve">　　</w:t>
       </w:r>
+      <w:proofErr w:type="gramStart"/>
       <w:r>
         <w:rPr>
           <w:rFonts w:hint="eastAsia"/>
           <w:szCs w:val="28"/>
           <w:u w:val="single"/>
         </w:rPr>
-        <w:t>唐</w:t>
-      </w:r>
+        <w:t>唐代宗</w:t>
+      </w:r>
+      <w:proofErr w:type="gramEnd"/>
       <w:r>
         <w:rPr>
           <w:rFonts w:hint="eastAsia"/>
@@ -1001,23 +1080,18 @@
           <w:szCs w:val="28"/>
           <w:u w:val="single"/>
         </w:rPr>
-        <w:t>代宗</w:t>
-      </w:r>
-      <w:r>
-        <w:rPr>
-          <w:rFonts w:hint="eastAsia"/>
-          <w:szCs w:val="28"/>
-        </w:rPr>
-        <w:t xml:space="preserve"> </w:t>
-      </w:r>
+        <w:t>大</w:t>
+      </w:r>
+      <w:proofErr w:type="gramStart"/>
       <w:r>
         <w:rPr>
           <w:rFonts w:hint="eastAsia"/>
           <w:szCs w:val="28"/>
           <w:u w:val="single"/>
         </w:rPr>
-        <w:t>大曆</w:t>
-      </w:r>
+        <w:t>曆</w:t>
+      </w:r>
+      <w:proofErr w:type="gramEnd"/>
       <w:r>
         <w:rPr>
           <w:rFonts w:hint="eastAsia"/>
@@ -1029,7 +1103,7 @@
         <w:rPr>
           <w:szCs w:val="28"/>
         </w:rPr>
-        <w:t>772）九月，</w:t>
+        <w:t>772年）秋九月，書法大家</w:t>
       </w:r>
       <w:r>
         <w:rPr>
@@ -1042,7 +1116,7 @@
         <w:rPr>
           <w:szCs w:val="28"/>
         </w:rPr>
-        <w:t>任</w:t>
+        <w:t>受任</w:t>
       </w:r>
       <w:r>
         <w:rPr>
@@ -1055,7 +1129,7 @@
         <w:rPr>
           <w:szCs w:val="28"/>
         </w:rPr>
-        <w:t>刺史，次年到任。</w:t>
+        <w:t>刺史，並於隔年春天正式到任。當時隱居在外的「玄真子」</w:t>
       </w:r>
       <w:r>
         <w:rPr>
@@ -1068,21 +1142,7 @@
         <w:rPr>
           <w:szCs w:val="28"/>
         </w:rPr>
-        <w:t>駕舟往謁</w:t>
-      </w:r>
-      <w:r>
-        <w:rPr>
-          <w:rFonts w:hint="eastAsia"/>
-          <w:sz w:val="16"/>
-          <w:szCs w:val="16"/>
-        </w:rPr>
-        <w:t>(一ㄝˋ)</w:t>
-      </w:r>
-      <w:r>
-        <w:rPr>
-          <w:szCs w:val="28"/>
-        </w:rPr>
-        <w:t>，時值</w:t>
+        <w:t>，得知好友前來，便駕著一葉</w:t>
       </w:r>
       <w:r>
         <w:rPr>
@@ -1090,128 +1150,270 @@
           <w:bCs/>
           <w:szCs w:val="28"/>
         </w:rPr>
-        <w:t>暮春</w:t>
-      </w:r>
-      <w:r>
-        <w:rPr>
-          <w:szCs w:val="28"/>
-        </w:rPr>
-        <w:t>，桃花水漲，鱖魚</w:t>
-      </w:r>
-      <w:r>
-        <w:rPr>
-          <w:rFonts w:hint="eastAsia"/>
-          <w:szCs w:val="28"/>
-        </w:rPr>
-        <w:t>肥</w:t>
-      </w:r>
-      <w:r>
-        <w:rPr>
-          <w:szCs w:val="28"/>
-        </w:rPr>
-        <w:t>美，他們即興唱和，</w:t>
-      </w:r>
-      <w:r>
-        <w:rPr>
-          <w:szCs w:val="28"/>
-          <w:u w:val="single"/>
-        </w:rPr>
-        <w:t>張志和</w:t>
-      </w:r>
-      <w:r>
-        <w:rPr>
-          <w:szCs w:val="28"/>
-        </w:rPr>
-        <w:t>首唱，作詞五首，這首詞是其中之一。這首詞於</w:t>
-      </w:r>
-      <w:r>
-        <w:rPr>
-          <w:szCs w:val="28"/>
-          <w:u w:val="single"/>
-        </w:rPr>
-        <w:t>憲宗</w:t>
-      </w:r>
-      <w:r>
-        <w:rPr>
-          <w:szCs w:val="28"/>
-        </w:rPr>
-        <w:t>時一度散失，</w:t>
-      </w:r>
-      <w:r>
-        <w:rPr>
-          <w:szCs w:val="28"/>
-          <w:u w:val="single"/>
-        </w:rPr>
-        <w:t>長慶</w:t>
-      </w:r>
-      <w:r>
-        <w:rPr>
-          <w:szCs w:val="28"/>
-        </w:rPr>
-        <w:t>三年（823），</w:t>
-      </w:r>
-      <w:r>
-        <w:rPr>
-          <w:szCs w:val="28"/>
-          <w:u w:val="single"/>
-        </w:rPr>
-        <w:t>李德裕</w:t>
-      </w:r>
-      <w:r>
-        <w:rPr>
-          <w:szCs w:val="28"/>
-        </w:rPr>
-        <w:t>訪得之，</w:t>
-      </w:r>
-      <w:r>
-        <w:rPr>
+        <w:t>扁舟</w:t>
+      </w:r>
+      <w:r>
+        <w:rPr>
+          <w:szCs w:val="28"/>
+        </w:rPr>
+        <w:t>特地前來拜訪。</w:t>
+      </w:r>
+    </w:p>
+    <w:p>
+      <w:pPr>
+        <w:spacing w:after="0" w:line="360" w:lineRule="exact"/>
+        <w:ind w:left="-6" w:right="0" w:hanging="11"/>
+        <w:jc w:val="both"/>
+        <w:rPr>
+          <w:szCs w:val="28"/>
+        </w:rPr>
+      </w:pPr>
+      <w:r>
+        <w:rPr>
+          <w:rFonts w:hint="eastAsia"/>
+          <w:szCs w:val="28"/>
+        </w:rPr>
+        <w:t xml:space="preserve">　　</w:t>
+      </w:r>
+      <w:r>
+        <w:rPr>
+          <w:rFonts w:hint="eastAsia"/>
+          <w:szCs w:val="28"/>
+        </w:rPr>
+        <w:t>時值</w:t>
+      </w:r>
+      <w:r>
+        <w:rPr>
+          <w:rFonts w:hint="eastAsia"/>
           <w:b/>
           <w:bCs/>
           <w:szCs w:val="28"/>
         </w:rPr>
-        <w:t>著</w:t>
-      </w:r>
-      <w:r>
-        <w:rPr>
-          <w:rFonts w:hint="eastAsia"/>
-          <w:szCs w:val="28"/>
-        </w:rPr>
-        <w:t>(</w:t>
-      </w:r>
-      <w:r>
-        <w:rPr>
-          <w:rFonts w:hint="eastAsia"/>
-          <w:color w:val="FF0000"/>
-          <w:sz w:val="16"/>
-          <w:szCs w:val="16"/>
-        </w:rPr>
-        <w:t>ㄓㄨˋ</w:t>
-      </w:r>
-      <w:r>
-        <w:rPr>
-          <w:rFonts w:hint="eastAsia"/>
-          <w:szCs w:val="28"/>
-        </w:rPr>
-        <w:t>)</w:t>
-      </w:r>
-      <w:r>
-        <w:rPr>
+        <w:t>暮春</w:t>
+      </w:r>
+      <w:r>
+        <w:rPr>
+          <w:rFonts w:hint="eastAsia"/>
+          <w:szCs w:val="28"/>
+        </w:rPr>
+        <w:t>三月，正逢</w:t>
+      </w:r>
+      <w:r>
+        <w:rPr>
+          <w:rFonts w:hint="eastAsia"/>
+          <w:szCs w:val="28"/>
+          <w:u w:val="single"/>
+        </w:rPr>
+        <w:t>江南</w:t>
+      </w:r>
+      <w:r>
+        <w:rPr>
+          <w:rFonts w:hint="eastAsia"/>
+          <w:szCs w:val="28"/>
+        </w:rPr>
+        <w:t>「桃花汛」春水暴漲、鱖魚最為肥美的時節。兩位</w:t>
+      </w:r>
+      <w:proofErr w:type="gramStart"/>
+      <w:r>
+        <w:rPr>
+          <w:rFonts w:hint="eastAsia"/>
           <w:b/>
           <w:bCs/>
           <w:szCs w:val="28"/>
         </w:rPr>
-        <w:t>錄</w:t>
-      </w:r>
-      <w:r>
-        <w:rPr>
-          <w:szCs w:val="28"/>
-        </w:rPr>
-        <w:t>於其《玄真子漁歌記》文中，始流傳至今。</w:t>
+        <w:t>曠</w:t>
+      </w:r>
+      <w:proofErr w:type="gramEnd"/>
+      <w:r>
+        <w:rPr>
+          <w:rFonts w:hint="eastAsia"/>
+          <w:b/>
+          <w:bCs/>
+          <w:szCs w:val="28"/>
+        </w:rPr>
+        <w:t>達</w:t>
+      </w:r>
+      <w:r>
+        <w:rPr>
+          <w:rFonts w:hint="eastAsia"/>
+          <w:szCs w:val="28"/>
+        </w:rPr>
+        <w:t>的文人臨水登高，</w:t>
+      </w:r>
+      <w:proofErr w:type="gramStart"/>
+      <w:r>
+        <w:rPr>
+          <w:rFonts w:hint="eastAsia"/>
+          <w:szCs w:val="28"/>
+        </w:rPr>
+        <w:t>眼見滿山春色</w:t>
+      </w:r>
+      <w:proofErr w:type="gramEnd"/>
+      <w:r>
+        <w:rPr>
+          <w:rFonts w:hint="eastAsia"/>
+          <w:szCs w:val="28"/>
+        </w:rPr>
+        <w:t>，便一時興起、舉杯唱和。</w:t>
+      </w:r>
+      <w:r>
+        <w:rPr>
+          <w:rFonts w:hint="eastAsia"/>
+          <w:szCs w:val="28"/>
+          <w:u w:val="single"/>
+        </w:rPr>
+        <w:t>張志和</w:t>
+      </w:r>
+      <w:r>
+        <w:rPr>
+          <w:rFonts w:hint="eastAsia"/>
+          <w:szCs w:val="28"/>
+        </w:rPr>
+        <w:t>率先提筆，一口氣寫下了五首《漁歌子》，而這首流傳千古的「西塞山前白鷺飛」，便是當時的首唱之作。</w:t>
       </w:r>
     </w:p>
     <w:p>
       <w:pPr>
-        <w:spacing w:beforeLines="50" w:before="120" w:after="0" w:line="400" w:lineRule="exact"/>
+        <w:spacing w:after="0" w:line="360" w:lineRule="exact"/>
+        <w:ind w:left="-6" w:right="0" w:hanging="11"/>
+        <w:jc w:val="both"/>
+        <w:rPr>
+          <w:szCs w:val="28"/>
+        </w:rPr>
+      </w:pPr>
+      <w:r>
+        <w:rPr>
+          <w:rFonts w:hint="eastAsia"/>
+          <w:szCs w:val="28"/>
+        </w:rPr>
+        <w:t xml:space="preserve">　　</w:t>
+      </w:r>
+      <w:r>
+        <w:rPr>
+          <w:rFonts w:hint="eastAsia"/>
+          <w:szCs w:val="28"/>
+        </w:rPr>
+        <w:t>遺憾的是，</w:t>
+      </w:r>
+      <w:proofErr w:type="gramStart"/>
+      <w:r>
+        <w:rPr>
+          <w:rFonts w:hint="eastAsia"/>
+          <w:szCs w:val="28"/>
+        </w:rPr>
+        <w:t>這組驚豔</w:t>
+      </w:r>
+      <w:proofErr w:type="gramEnd"/>
+      <w:r>
+        <w:rPr>
+          <w:rFonts w:hint="eastAsia"/>
+          <w:szCs w:val="28"/>
+        </w:rPr>
+        <w:t>四座</w:t>
+      </w:r>
+      <w:proofErr w:type="gramStart"/>
+      <w:r>
+        <w:rPr>
+          <w:rFonts w:hint="eastAsia"/>
+          <w:szCs w:val="28"/>
+        </w:rPr>
+        <w:t>的詞作在</w:t>
+      </w:r>
+      <w:proofErr w:type="gramEnd"/>
+      <w:r>
+        <w:rPr>
+          <w:rFonts w:hint="eastAsia"/>
+          <w:szCs w:val="28"/>
+          <w:u w:val="single"/>
+        </w:rPr>
+        <w:t>唐憲宗</w:t>
+      </w:r>
+      <w:r>
+        <w:rPr>
+          <w:rFonts w:hint="eastAsia"/>
+          <w:szCs w:val="28"/>
+        </w:rPr>
+        <w:t>時期曾一度</w:t>
+      </w:r>
+      <w:r>
+        <w:rPr>
+          <w:rFonts w:hint="eastAsia"/>
+          <w:b/>
+          <w:bCs/>
+          <w:szCs w:val="28"/>
+        </w:rPr>
+        <w:t>散</w:t>
+      </w:r>
+      <w:proofErr w:type="gramStart"/>
+      <w:r>
+        <w:rPr>
+          <w:rFonts w:hint="eastAsia"/>
+          <w:b/>
+          <w:bCs/>
+          <w:szCs w:val="28"/>
+        </w:rPr>
+        <w:t>佚</w:t>
+      </w:r>
+      <w:proofErr w:type="gramEnd"/>
+      <w:r>
+        <w:rPr>
+          <w:rFonts w:hint="eastAsia"/>
+          <w:szCs w:val="28"/>
+        </w:rPr>
+        <w:t>於民間。直到</w:t>
+      </w:r>
+      <w:r>
+        <w:rPr>
+          <w:rFonts w:hint="eastAsia"/>
+          <w:szCs w:val="28"/>
+          <w:u w:val="single"/>
+        </w:rPr>
+        <w:t>長慶</w:t>
+      </w:r>
+      <w:r>
+        <w:rPr>
+          <w:rFonts w:hint="eastAsia"/>
+          <w:szCs w:val="28"/>
+        </w:rPr>
+        <w:t>三年（</w:t>
+      </w:r>
+      <w:r>
+        <w:rPr>
+          <w:szCs w:val="28"/>
+        </w:rPr>
+        <w:t>823年），</w:t>
+      </w:r>
+      <w:proofErr w:type="gramStart"/>
+      <w:r>
+        <w:rPr>
+          <w:szCs w:val="28"/>
+        </w:rPr>
+        <w:t>浙西觀察</w:t>
+      </w:r>
+      <w:proofErr w:type="gramEnd"/>
+      <w:r>
+        <w:rPr>
+          <w:szCs w:val="28"/>
+        </w:rPr>
+        <w:t>使</w:t>
+      </w:r>
+      <w:r>
+        <w:rPr>
+          <w:szCs w:val="28"/>
+          <w:u w:val="single"/>
+        </w:rPr>
+        <w:t>李德裕</w:t>
+      </w:r>
+      <w:r>
+        <w:rPr>
+          <w:szCs w:val="28"/>
+        </w:rPr>
+        <w:t>多方尋訪，終於重新搜得這份墨寶，並將其鄭重地收錄在《玄真子漁歌記》中。至此，這幅煙雨江南的自由靈魂，才得以穿越千年歲月，完好地流傳至今。</w:t>
+      </w:r>
+    </w:p>
+    <w:p>
+      <w:pPr>
+        <w:spacing w:after="0" w:line="420" w:lineRule="exact"/>
         <w:ind w:left="0" w:right="0" w:firstLine="0"/>
         <w:rPr>
           <w:sz w:val="32"/>
@@ -1226,37 +1428,14 @@
           <w:szCs w:val="32"/>
           <w:bdr w:val="single" w:sz="4" w:space="0" w:color="auto"/>
         </w:rPr>
-        <w:lastRenderedPageBreak/>
         <w:t>賞析</w:t>
-      </w:r>
-      <w:r>
-        <w:rPr>
-          <w:rFonts w:hint="eastAsia"/>
-          <w:szCs w:val="28"/>
-        </w:rPr>
-        <w:t>（</w:t>
-      </w:r>
-      <w:hyperlink r:id="rId15" w:history="1">
-        <w:r>
-          <w:rPr>
-            <w:rStyle w:val="a7"/>
-            <w:szCs w:val="28"/>
-          </w:rPr>
-          <w:t>https://bit.ly/3Q4ArLM</w:t>
-        </w:r>
-      </w:hyperlink>
-      <w:r>
-        <w:rPr>
-          <w:rFonts w:hint="eastAsia"/>
-          <w:szCs w:val="28"/>
-        </w:rPr>
-        <w:t>）</w:t>
       </w:r>
     </w:p>
     <w:p>
       <w:pPr>
-        <w:spacing w:after="0" w:line="400" w:lineRule="exact"/>
+        <w:spacing w:after="0" w:line="360" w:lineRule="exact"/>
         <w:ind w:left="-6" w:right="0" w:hanging="11"/>
+        <w:jc w:val="both"/>
         <w:rPr>
           <w:szCs w:val="28"/>
         </w:rPr>
@@ -1281,7 +1460,7 @@
           <w:rFonts w:hint="eastAsia"/>
           <w:szCs w:val="28"/>
         </w:rPr>
-        <w:t>的詞保存下來的只有《漁歌子》（原題叫《漁父》）五首，這是其中的第一首。</w:t>
+        <w:t>的《漁歌子》是一幅動人至深的</w:t>
       </w:r>
       <w:r>
         <w:rPr>
@@ -1289,77 +1468,43 @@
           <w:szCs w:val="28"/>
           <w:u w:val="single"/>
         </w:rPr>
-        <w:t>西塞山</w:t>
-      </w:r>
-      <w:r>
-        <w:rPr>
-          <w:rFonts w:hint="eastAsia"/>
-          <w:szCs w:val="28"/>
-        </w:rPr>
-        <w:t>在今</w:t>
-      </w:r>
-      <w:r>
-        <w:rPr>
-          <w:rFonts w:hint="eastAsia"/>
-          <w:szCs w:val="28"/>
-          <w:u w:val="single"/>
-        </w:rPr>
-        <w:t>浙江</w:t>
-      </w:r>
-      <w:r>
-        <w:rPr>
-          <w:rFonts w:hint="eastAsia"/>
-          <w:szCs w:val="28"/>
-        </w:rPr>
-        <w:t>省</w:t>
-      </w:r>
-      <w:r>
-        <w:rPr>
-          <w:rFonts w:hint="eastAsia"/>
-          <w:szCs w:val="28"/>
-          <w:u w:val="single"/>
-        </w:rPr>
-        <w:t>吳興</w:t>
-      </w:r>
-      <w:r>
-        <w:rPr>
-          <w:rFonts w:hint="eastAsia"/>
-          <w:szCs w:val="28"/>
-        </w:rPr>
-        <w:t>縣境內的</w:t>
-      </w:r>
-      <w:r>
-        <w:rPr>
-          <w:rFonts w:hint="eastAsia"/>
-          <w:szCs w:val="28"/>
-          <w:u w:val="single"/>
-        </w:rPr>
-        <w:t>西苕(</w:t>
-      </w:r>
-      <w:r>
-        <w:rPr>
-          <w:rFonts w:hint="eastAsia"/>
-          <w:color w:val="FF0000"/>
-          <w:sz w:val="16"/>
-          <w:szCs w:val="16"/>
-          <w:u w:val="single"/>
-        </w:rPr>
-        <w:t>ㄊㄧㄠˊ</w:t>
-      </w:r>
-      <w:r>
-        <w:rPr>
-          <w:rFonts w:hint="eastAsia"/>
-          <w:szCs w:val="28"/>
-          <w:u w:val="single"/>
-        </w:rPr>
-        <w:t>)溪</w:t>
-      </w:r>
-      <w:r>
-        <w:rPr>
-          <w:rFonts w:hint="eastAsia"/>
-          <w:szCs w:val="28"/>
-        </w:rPr>
-        <w:t>上，從前叫道士</w:t>
+        <w:t>江南</w:t>
+      </w:r>
+      <w:r>
+        <w:rPr>
+          <w:rFonts w:hint="eastAsia"/>
+          <w:szCs w:val="28"/>
+        </w:rPr>
+        <w:t>水鄉煙雨圖。</w:t>
+      </w:r>
+      <w:proofErr w:type="gramStart"/>
+      <w:r>
+        <w:rPr>
+          <w:rFonts w:hint="eastAsia"/>
+          <w:szCs w:val="28"/>
+        </w:rPr>
+        <w:t>全詞僅</w:t>
+      </w:r>
+      <w:proofErr w:type="gramEnd"/>
+      <w:r>
+        <w:rPr>
+          <w:rFonts w:hint="eastAsia"/>
+          <w:szCs w:val="28"/>
+        </w:rPr>
+        <w:t>短短二十七字</w:t>
+      </w:r>
+      <w:r>
+        <w:rPr>
+          <w:szCs w:val="28"/>
+        </w:rPr>
+        <w:br/>
+      </w:r>
+      <w:r>
+        <w:rPr>
+          <w:rFonts w:hint="eastAsia"/>
+          <w:szCs w:val="28"/>
+        </w:rPr>
+        <w:t>，卻以極其洗鍊、</w:t>
       </w:r>
       <w:r>
         <w:rPr>
@@ -1368,122 +1513,114 @@
           <w:bCs/>
           <w:szCs w:val="28"/>
         </w:rPr>
-        <w:t>磯</w:t>
-      </w:r>
-      <w:r>
-        <w:rPr>
-          <w:rFonts w:hint="eastAsia"/>
-          <w:szCs w:val="28"/>
-        </w:rPr>
-        <w:t>(</w:t>
-      </w:r>
-      <w:r>
-        <w:rPr>
-          <w:rFonts w:hint="eastAsia"/>
-          <w:color w:val="FF0000"/>
-          <w:sz w:val="16"/>
-          <w:szCs w:val="16"/>
+        <w:t>色彩斑斕</w:t>
+      </w:r>
+      <w:r>
+        <w:rPr>
+          <w:rFonts w:hint="eastAsia"/>
+          <w:szCs w:val="28"/>
+        </w:rPr>
+        <w:t>的筆觸，勾勒出</w:t>
+      </w:r>
+      <w:r>
+        <w:rPr>
+          <w:rFonts w:hint="eastAsia"/>
+          <w:b/>
+          <w:bCs/>
+          <w:szCs w:val="28"/>
+        </w:rPr>
+        <w:t>春汛</w:t>
+      </w:r>
+      <w:r>
+        <w:rPr>
+          <w:rFonts w:hint="eastAsia"/>
+          <w:szCs w:val="28"/>
+        </w:rPr>
+        <w:t>期間</w:t>
+      </w:r>
+      <w:r>
+        <w:rPr>
+          <w:rFonts w:hint="eastAsia"/>
+          <w:szCs w:val="28"/>
           <w:u w:val="single"/>
         </w:rPr>
-        <w:t>ㄐㄧ</w:t>
-      </w:r>
-      <w:r>
-        <w:rPr>
-          <w:rFonts w:hint="eastAsia"/>
-          <w:szCs w:val="28"/>
-        </w:rPr>
-        <w:t>)，是一座突出在河邊的大石巖。</w:t>
-      </w:r>
-      <w:r>
-        <w:rPr>
-          <w:rFonts w:hint="eastAsia"/>
-          <w:szCs w:val="28"/>
-          <w:u w:val="single"/>
-        </w:rPr>
-        <w:t>西苕溪</w:t>
-      </w:r>
-      <w:r>
-        <w:rPr>
-          <w:rFonts w:hint="eastAsia"/>
-          <w:szCs w:val="28"/>
-        </w:rPr>
-        <w:t>北通</w:t>
-      </w:r>
-      <w:r>
-        <w:rPr>
-          <w:rFonts w:hint="eastAsia"/>
-          <w:szCs w:val="28"/>
-          <w:u w:val="single"/>
-        </w:rPr>
-        <w:t>太湖</w:t>
-      </w:r>
-      <w:r>
-        <w:rPr>
-          <w:rFonts w:hint="eastAsia"/>
-          <w:szCs w:val="28"/>
-        </w:rPr>
-        <w:t>，南鄰</w:t>
-      </w:r>
-      <w:r>
-        <w:rPr>
-          <w:rFonts w:hint="eastAsia"/>
-          <w:szCs w:val="28"/>
-          <w:u w:val="single"/>
-        </w:rPr>
-        <w:t>莫干山</w:t>
-      </w:r>
-      <w:r>
-        <w:rPr>
-          <w:rFonts w:hint="eastAsia"/>
-          <w:szCs w:val="28"/>
-        </w:rPr>
-        <w:t>，風景很優美。</w:t>
-      </w:r>
-      <w:r>
-        <w:rPr>
-          <w:rFonts w:hint="eastAsia"/>
-          <w:szCs w:val="28"/>
-          <w:u w:val="single"/>
-        </w:rPr>
-        <w:t>張志和</w:t>
-      </w:r>
-      <w:r>
-        <w:rPr>
-          <w:rFonts w:hint="eastAsia"/>
-          <w:szCs w:val="28"/>
-        </w:rPr>
-        <w:t>這首詞描繪春汛期的景物，反映了</w:t>
-      </w:r>
-      <w:r>
-        <w:rPr>
-          <w:rFonts w:hint="eastAsia"/>
-          <w:szCs w:val="28"/>
-          <w:u w:val="single"/>
-        </w:rPr>
-        <w:t>太湖</w:t>
-      </w:r>
-      <w:r>
-        <w:rPr>
-          <w:rFonts w:hint="eastAsia"/>
-          <w:szCs w:val="28"/>
-        </w:rPr>
-        <w:t>流域水鄉的可愛。</w:t>
+        <w:t>西塞山</w:t>
+      </w:r>
+      <w:r>
+        <w:rPr>
+          <w:rFonts w:hint="eastAsia"/>
+          <w:szCs w:val="28"/>
+        </w:rPr>
+        <w:t>前的迷人景致，並在斜風細雨中，寄託了詞人</w:t>
+      </w:r>
+      <w:r>
+        <w:rPr>
+          <w:rFonts w:hint="eastAsia"/>
+          <w:b/>
+          <w:bCs/>
+          <w:szCs w:val="28"/>
+        </w:rPr>
+        <w:t>超然物外</w:t>
+      </w:r>
+      <w:r>
+        <w:rPr>
+          <w:rFonts w:hint="eastAsia"/>
+          <w:szCs w:val="28"/>
+        </w:rPr>
+        <w:t>、與自然融為一體的隱逸情懷。</w:t>
       </w:r>
     </w:p>
     <w:p>
       <w:pPr>
-        <w:spacing w:after="0" w:line="400" w:lineRule="exact"/>
+        <w:spacing w:after="0" w:line="360" w:lineRule="exact"/>
         <w:ind w:left="-6" w:right="0" w:hanging="11"/>
-        <w:rPr>
-          <w:szCs w:val="28"/>
-        </w:rPr>
-      </w:pPr>
-      <w:r>
-        <w:rPr>
-          <w:rFonts w:hint="eastAsia"/>
-          <w:szCs w:val="28"/>
-        </w:rPr>
-        <w:t xml:space="preserve">    白鷺就是平常人們叫做鷺鷥的那種水鳥。遠遠望去，它的外形有點象白鶴，腿和脖子特別長，便於在水中尋找食物。“西塞山前白鷺飛”，它們在</w:t>
+        <w:jc w:val="both"/>
+        <w:rPr>
+          <w:szCs w:val="28"/>
+        </w:rPr>
+      </w:pPr>
+      <w:r>
+        <w:rPr>
+          <w:rFonts w:hint="eastAsia"/>
+          <w:szCs w:val="28"/>
+        </w:rPr>
+        <w:t xml:space="preserve">    </w:t>
+      </w:r>
+      <w:r>
+        <w:rPr>
+          <w:rFonts w:hint="eastAsia"/>
+          <w:szCs w:val="28"/>
+        </w:rPr>
+        <w:t>首兩句「西塞山前白鷺飛，桃花流水鱖魚肥」，起筆便切入一個生機盎然的世界</w:t>
+      </w:r>
+      <w:r>
+        <w:rPr>
+          <w:szCs w:val="28"/>
+        </w:rPr>
+        <w:br/>
+      </w:r>
+      <w:r>
+        <w:rPr>
+          <w:rFonts w:hint="eastAsia"/>
+          <w:szCs w:val="28"/>
+        </w:rPr>
+        <w:t>。詞人精妙地運用了色彩的對比</w:t>
+      </w:r>
+      <w:proofErr w:type="gramStart"/>
+      <w:r>
+        <w:rPr>
+          <w:rFonts w:hint="eastAsia"/>
+          <w:szCs w:val="28"/>
+        </w:rPr>
+        <w:t>與疊加</w:t>
+      </w:r>
+      <w:proofErr w:type="gramEnd"/>
+      <w:r>
+        <w:rPr>
+          <w:rFonts w:hint="eastAsia"/>
+          <w:szCs w:val="28"/>
+        </w:rPr>
+        <w:t>：青翠的西塞山、潔白的鷺鷥、粉紅的桃花與碧綠的春水，交織出一幅色彩飽滿、層次分明的</w:t>
       </w:r>
       <w:r>
         <w:rPr>
@@ -1491,47 +1628,38 @@
           <w:szCs w:val="28"/>
           <w:u w:val="single"/>
         </w:rPr>
-        <w:t>西塞山</w:t>
-      </w:r>
-      <w:r>
-        <w:rPr>
-          <w:rFonts w:hint="eastAsia"/>
-          <w:szCs w:val="28"/>
-        </w:rPr>
-        <w:t>前，展翅飛翔，使這個魚米之鄉更顯得生趣洋溢了。“桃花流水”就是桃花水。南方每年二三月間，桃花盛開，天氣暖和，雨水比冬天多，下幾場春雨，河水就會上漲，於是逆水而上的魚羣便多起來了。作者沒有簡單地說春汛到來，而是用“桃花流水鱖魚肥”來描寫，這就更能勾起讀者的想像，使人們似乎看見了兩岸盛開的、紅豔豔的桃花；河水陡漲時，江南特有的鱖魚不時躍出水面，多肥大呀。“鱖魚”是一種味道特別鮮美的淡水魚，嘴大鱗細，顏色呈黃褐色。春汛來了，漁夫當然不會閒著，他們也忙碌開了。“青箬笠，綠蓑衣，斜風細雨不須歸”寫的都是他們。“箬笠”就是用竹絲和青色箬竹葉編成的斗笠。“蓑衣”是用植物的莖葉或皮製成的雨衣。如果以</w:t>
-      </w:r>
-      <w:hyperlink r:id="rId16" w:history="1">
-        <w:r>
-          <w:rPr>
-            <w:rStyle w:val="a7"/>
-            <w:rFonts w:hint="eastAsia"/>
-            <w:szCs w:val="28"/>
-          </w:rPr>
-          <w:t>龍鬚草（蓑草）</w:t>
-        </w:r>
-      </w:hyperlink>
-      <w:r>
-        <w:rPr>
-          <w:rFonts w:hint="eastAsia"/>
-          <w:szCs w:val="28"/>
-        </w:rPr>
-        <w:t>爲原料，它就是綠色的。“歸”，回家。“不須歸”，是說也不須回家了。作者在詞裏雖然只是概括地敘述了漁夫捕魚的生活，但是，讀者通過自己的想像，完全可以體會到詞的言外之意。從漁翁頭戴箬笠，身披蓑衣，在斜風細雨裏欣賞春天水面的景物，讀者便可以體會到漁夫在捕魚時的愉快心情。</w:t>
+        <w:t>江南</w:t>
+      </w:r>
+      <w:r>
+        <w:rPr>
+          <w:rFonts w:hint="eastAsia"/>
+          <w:szCs w:val="28"/>
+        </w:rPr>
+        <w:t>春景。</w:t>
       </w:r>
     </w:p>
     <w:p>
       <w:pPr>
-        <w:spacing w:after="0" w:line="400" w:lineRule="exact"/>
+        <w:spacing w:after="0" w:line="360" w:lineRule="exact"/>
         <w:ind w:left="-6" w:right="0" w:hanging="11"/>
-        <w:rPr>
-          <w:szCs w:val="28"/>
-        </w:rPr>
-      </w:pPr>
-      <w:r>
-        <w:rPr>
-          <w:rFonts w:hint="eastAsia"/>
-          <w:szCs w:val="28"/>
-        </w:rPr>
-        <w:t>作者是一位山水畫家，據說他曾將《漁歌子》畫成圖畫。確實，這首詞是富於畫意的。</w:t>
+        <w:jc w:val="both"/>
+        <w:rPr>
+          <w:szCs w:val="28"/>
+        </w:rPr>
+      </w:pPr>
+      <w:r>
+        <w:rPr>
+          <w:rFonts w:hint="eastAsia"/>
+          <w:szCs w:val="28"/>
+        </w:rPr>
+        <w:t xml:space="preserve">    </w:t>
+      </w:r>
+      <w:r>
+        <w:rPr>
+          <w:rFonts w:hint="eastAsia"/>
+          <w:szCs w:val="28"/>
+        </w:rPr>
+        <w:t>這兩句在空間與動態上的布局同樣</w:t>
       </w:r>
       <w:r>
         <w:rPr>
@@ -1540,20 +1668,115 @@
           <w:bCs/>
           <w:szCs w:val="28"/>
         </w:rPr>
-        <w:t>蒼巖</w:t>
-      </w:r>
-      <w:r>
-        <w:rPr>
-          <w:rFonts w:hint="eastAsia"/>
-          <w:szCs w:val="28"/>
-        </w:rPr>
-        <w:t>，白鷺，鮮豔的桃林，清澈的流水，黃褐色的鱖魚，青色的斗笠，綠色的蓑衣，色彩多麼鮮明，構思也很巧妙，意境優美，使人讀作品時，彷彿是在看一幅出色的水鄉春汛圖。</w:t>
+        <w:t>引人入勝</w:t>
+      </w:r>
+      <w:r>
+        <w:rPr>
+          <w:rFonts w:hint="eastAsia"/>
+          <w:szCs w:val="28"/>
+        </w:rPr>
+        <w:t>。白鷺在山前低飛，是</w:t>
+      </w:r>
+      <w:proofErr w:type="gramStart"/>
+      <w:r>
+        <w:rPr>
+          <w:rFonts w:hint="eastAsia"/>
+          <w:szCs w:val="28"/>
+        </w:rPr>
+        <w:t>仰觀的動景</w:t>
+      </w:r>
+      <w:proofErr w:type="gramEnd"/>
+      <w:r>
+        <w:rPr>
+          <w:szCs w:val="28"/>
+        </w:rPr>
+        <w:br/>
+      </w:r>
+      <w:r>
+        <w:rPr>
+          <w:rFonts w:hint="eastAsia"/>
+          <w:szCs w:val="28"/>
+        </w:rPr>
+        <w:t>；桃花隨流水飄逝，</w:t>
+      </w:r>
+      <w:proofErr w:type="gramStart"/>
+      <w:r>
+        <w:rPr>
+          <w:rFonts w:hint="eastAsia"/>
+          <w:szCs w:val="28"/>
+        </w:rPr>
+        <w:t>是俯察的</w:t>
+      </w:r>
+      <w:proofErr w:type="gramEnd"/>
+      <w:r>
+        <w:rPr>
+          <w:rFonts w:hint="eastAsia"/>
+          <w:szCs w:val="28"/>
+        </w:rPr>
+        <w:t>靜中有動。而春水暴漲、</w:t>
+      </w:r>
+      <w:proofErr w:type="gramStart"/>
+      <w:r>
+        <w:rPr>
+          <w:rFonts w:hint="eastAsia"/>
+          <w:szCs w:val="28"/>
+        </w:rPr>
+        <w:t>鱖魚正肥</w:t>
+      </w:r>
+      <w:proofErr w:type="gramEnd"/>
+      <w:r>
+        <w:rPr>
+          <w:rFonts w:hint="eastAsia"/>
+          <w:szCs w:val="28"/>
+        </w:rPr>
+        <w:t>，則從視覺聯想到</w:t>
+      </w:r>
+      <w:r>
+        <w:rPr>
+          <w:rFonts w:hint="eastAsia"/>
+          <w:szCs w:val="28"/>
+        </w:rPr>
+        <w:lastRenderedPageBreak/>
+        <w:t>嗅覺與味覺的</w:t>
+      </w:r>
+      <w:r>
+        <w:rPr>
+          <w:rFonts w:hint="eastAsia"/>
+          <w:b/>
+          <w:bCs/>
+          <w:szCs w:val="28"/>
+        </w:rPr>
+        <w:t>豐饒</w:t>
+      </w:r>
+      <w:r>
+        <w:rPr>
+          <w:rFonts w:hint="eastAsia"/>
+          <w:szCs w:val="28"/>
+        </w:rPr>
+        <w:t>。動靜結合</w:t>
+      </w:r>
+      <w:proofErr w:type="gramStart"/>
+      <w:r>
+        <w:rPr>
+          <w:rFonts w:hint="eastAsia"/>
+          <w:szCs w:val="28"/>
+        </w:rPr>
+        <w:t>之間，</w:t>
+      </w:r>
+      <w:proofErr w:type="gramEnd"/>
+      <w:r>
+        <w:rPr>
+          <w:rFonts w:hint="eastAsia"/>
+          <w:szCs w:val="28"/>
+        </w:rPr>
+        <w:t>不僅展現了自然的蓬勃生機，更營造出萬物各得其所的和諧與安寧。</w:t>
       </w:r>
     </w:p>
     <w:p>
       <w:pPr>
-        <w:spacing w:after="0" w:line="400" w:lineRule="exact"/>
+        <w:spacing w:after="0" w:line="360" w:lineRule="exact"/>
         <w:ind w:left="-6" w:right="0" w:hanging="11"/>
+        <w:jc w:val="both"/>
         <w:rPr>
           <w:szCs w:val="28"/>
         </w:rPr>
@@ -1570,7 +1793,111 @@
           <w:rFonts w:hint="eastAsia"/>
           <w:szCs w:val="28"/>
         </w:rPr>
-        <w:t>此詞在秀麗的水鄉風光和理想化的漁人生活中，寄託了作者愛自由、愛自然的情懷。詞中更吸引讀者的不是一蓑風雨，</w:t>
+        <w:t>後兩句「青箬笠，綠蓑衣，斜風細雨</w:t>
+      </w:r>
+      <w:proofErr w:type="gramStart"/>
+      <w:r>
+        <w:rPr>
+          <w:rFonts w:hint="eastAsia"/>
+          <w:szCs w:val="28"/>
+        </w:rPr>
+        <w:t>不須歸</w:t>
+      </w:r>
+      <w:proofErr w:type="gramEnd"/>
+      <w:r>
+        <w:rPr>
+          <w:rFonts w:hint="eastAsia"/>
+          <w:szCs w:val="28"/>
+        </w:rPr>
+        <w:t>」將焦點從自然景觀轉向抒情主人公。青色的</w:t>
+      </w:r>
+      <w:proofErr w:type="gramStart"/>
+      <w:r>
+        <w:rPr>
+          <w:rFonts w:hint="eastAsia"/>
+          <w:szCs w:val="28"/>
+        </w:rPr>
+        <w:t>箬</w:t>
+      </w:r>
+      <w:proofErr w:type="gramEnd"/>
+      <w:r>
+        <w:rPr>
+          <w:rFonts w:hint="eastAsia"/>
+          <w:szCs w:val="28"/>
+        </w:rPr>
+        <w:t>帽與綠色的蓑衣，不僅是漁翁的實用裝束，其天然的色彩更使主人公在視覺上與青山綠水融為一體，象徵著「天人合一」的境界。</w:t>
+      </w:r>
+    </w:p>
+    <w:p>
+      <w:pPr>
+        <w:spacing w:after="0" w:line="360" w:lineRule="exact"/>
+        <w:ind w:left="-6" w:right="0" w:hanging="11"/>
+        <w:jc w:val="both"/>
+        <w:rPr>
+          <w:szCs w:val="28"/>
+        </w:rPr>
+      </w:pPr>
+      <w:r>
+        <w:rPr>
+          <w:rFonts w:hint="eastAsia"/>
+          <w:szCs w:val="28"/>
+        </w:rPr>
+        <w:t xml:space="preserve">    </w:t>
+      </w:r>
+      <w:r>
+        <w:rPr>
+          <w:rFonts w:hint="eastAsia"/>
+          <w:szCs w:val="28"/>
+        </w:rPr>
+        <w:t>此處的「</w:t>
+      </w:r>
+      <w:proofErr w:type="gramStart"/>
+      <w:r>
+        <w:rPr>
+          <w:rFonts w:hint="eastAsia"/>
+          <w:szCs w:val="28"/>
+        </w:rPr>
+        <w:t>斜風</w:t>
+      </w:r>
+      <w:proofErr w:type="gramEnd"/>
+      <w:r>
+        <w:rPr>
+          <w:rFonts w:hint="eastAsia"/>
+          <w:szCs w:val="28"/>
+        </w:rPr>
+        <w:t>」與「細雨」並非淒風苦雨，而是一種溫潤、輕柔的感官體驗。在這種</w:t>
+      </w:r>
+      <w:proofErr w:type="gramStart"/>
+      <w:r>
+        <w:rPr>
+          <w:rFonts w:hint="eastAsia"/>
+          <w:szCs w:val="28"/>
+        </w:rPr>
+        <w:t>怡</w:t>
+      </w:r>
+      <w:proofErr w:type="gramEnd"/>
+      <w:r>
+        <w:rPr>
+          <w:rFonts w:hint="eastAsia"/>
+          <w:szCs w:val="28"/>
+        </w:rPr>
+        <w:t>人的煙雨中，詞人高呼「</w:t>
+      </w:r>
+      <w:proofErr w:type="gramStart"/>
+      <w:r>
+        <w:rPr>
+          <w:rFonts w:hint="eastAsia"/>
+          <w:szCs w:val="28"/>
+        </w:rPr>
+        <w:t>不須歸</w:t>
+      </w:r>
+      <w:proofErr w:type="gramEnd"/>
+      <w:r>
+        <w:rPr>
+          <w:rFonts w:hint="eastAsia"/>
+          <w:szCs w:val="28"/>
+        </w:rPr>
+        <w:t>」，這不單是對眼前美景的眷戀，更是對塵世喧囂與</w:t>
       </w:r>
       <w:r>
         <w:rPr>
@@ -1579,14 +1906,14 @@
           <w:bCs/>
           <w:szCs w:val="28"/>
         </w:rPr>
-        <w:t>從容自適</w:t>
-      </w:r>
-      <w:r>
-        <w:rPr>
-          <w:rFonts w:hint="eastAsia"/>
-          <w:szCs w:val="28"/>
-        </w:rPr>
-        <w:t>的</w:t>
+        <w:t>官場羈絆</w:t>
+      </w:r>
+      <w:r>
+        <w:rPr>
+          <w:rFonts w:hint="eastAsia"/>
+          <w:szCs w:val="28"/>
+        </w:rPr>
+        <w:t>的徹底告別。對他而言，這斜風細雨不是阻礙回家的障礙，反而是大自然最溫柔的</w:t>
       </w:r>
       <w:r>
         <w:rPr>
@@ -1595,14 +1922,54 @@
           <w:bCs/>
           <w:szCs w:val="28"/>
         </w:rPr>
-        <w:t>漁父</w:t>
-      </w:r>
-      <w:r>
-        <w:rPr>
-          <w:rFonts w:hint="eastAsia"/>
-          <w:szCs w:val="28"/>
-        </w:rPr>
-        <w:t>，而是江鄉二月桃花汛期間春江水漲、煙雨迷濛的圖景。雨中青山，江上漁舟，天空白鷺，兩岸紅桃，色澤鮮明但又顯得柔和，氣氛寧靜但又充滿活力。而這既體現了作者的藝術匠心，也反映了他高遠、</w:t>
+        <w:t>庇護</w:t>
+      </w:r>
+      <w:r>
+        <w:rPr>
+          <w:rFonts w:hint="eastAsia"/>
+          <w:szCs w:val="28"/>
+        </w:rPr>
+        <w:t>。</w:t>
+      </w:r>
+    </w:p>
+    <w:p>
+      <w:pPr>
+        <w:spacing w:after="0" w:line="360" w:lineRule="exact"/>
+        <w:ind w:left="-6" w:right="0" w:hanging="11"/>
+        <w:jc w:val="both"/>
+        <w:rPr>
+          <w:rFonts w:hint="eastAsia"/>
+          <w:szCs w:val="28"/>
+        </w:rPr>
+      </w:pPr>
+      <w:r>
+        <w:rPr>
+          <w:rFonts w:hint="eastAsia"/>
+          <w:szCs w:val="28"/>
+        </w:rPr>
+        <w:t xml:space="preserve">    </w:t>
+      </w:r>
+      <w:r>
+        <w:rPr>
+          <w:rFonts w:hint="eastAsia"/>
+          <w:szCs w:val="28"/>
+        </w:rPr>
+        <w:t>這首詞最大的藝術成就，在於其「詩中有畫」的極致視覺感。</w:t>
+      </w:r>
+      <w:r>
+        <w:rPr>
+          <w:rFonts w:hint="eastAsia"/>
+          <w:szCs w:val="28"/>
+          <w:u w:val="single"/>
+        </w:rPr>
+        <w:t>張志和</w:t>
+      </w:r>
+      <w:r>
+        <w:rPr>
+          <w:rFonts w:hint="eastAsia"/>
+          <w:szCs w:val="28"/>
+        </w:rPr>
+        <w:t>以「漁翁」</w:t>
       </w:r>
       <w:r>
         <w:rPr>
@@ -1611,15 +1978,9 @@
           <w:bCs/>
           <w:szCs w:val="28"/>
         </w:rPr>
-        <w:t>沖澹</w:t>
-      </w:r>
-      <w:r>
-        <w:rPr>
-          <w:rFonts w:hint="eastAsia"/>
-          <w:szCs w:val="28"/>
-        </w:rPr>
-        <w:t>、悠然</w:t>
-      </w:r>
+        <w:t>自</w:t>
+      </w:r>
+      <w:proofErr w:type="gramStart"/>
       <w:r>
         <w:rPr>
           <w:rFonts w:hint="eastAsia"/>
@@ -1627,14 +1988,80 @@
           <w:bCs/>
           <w:szCs w:val="28"/>
         </w:rPr>
-        <w:t>脫俗</w:t>
-      </w:r>
-      <w:r>
-        <w:rPr>
-          <w:rFonts w:hint="eastAsia"/>
-          <w:szCs w:val="28"/>
-        </w:rPr>
-        <w:t>的意趣。</w:t>
+        <w:t>況</w:t>
+      </w:r>
+      <w:proofErr w:type="gramEnd"/>
+      <w:r>
+        <w:rPr>
+          <w:rFonts w:hint="eastAsia"/>
+          <w:szCs w:val="28"/>
+        </w:rPr>
+        <w:t>，將高潔的</w:t>
+      </w:r>
+      <w:proofErr w:type="gramStart"/>
+      <w:r>
+        <w:rPr>
+          <w:rFonts w:hint="eastAsia"/>
+          <w:b/>
+          <w:bCs/>
+          <w:szCs w:val="28"/>
+        </w:rPr>
+        <w:t>隱逸哲思</w:t>
+      </w:r>
+      <w:proofErr w:type="gramEnd"/>
+      <w:r>
+        <w:rPr>
+          <w:rFonts w:hint="eastAsia"/>
+          <w:szCs w:val="28"/>
+        </w:rPr>
+        <w:t>寄寓於尋常的漁獵生活與山水風光之中。</w:t>
+      </w:r>
+      <w:proofErr w:type="gramStart"/>
+      <w:r>
+        <w:rPr>
+          <w:rFonts w:hint="eastAsia"/>
+          <w:szCs w:val="28"/>
+        </w:rPr>
+        <w:t>全詞格調</w:t>
+      </w:r>
+      <w:proofErr w:type="gramEnd"/>
+      <w:r>
+        <w:rPr>
+          <w:rFonts w:hint="eastAsia"/>
+          <w:szCs w:val="28"/>
+        </w:rPr>
+        <w:t>清新、意境高雅，既有文人畫的留白與詩意，又有生活細節的真實與溫度，堪稱</w:t>
+      </w:r>
+      <w:r>
+        <w:rPr>
+          <w:rFonts w:hint="eastAsia"/>
+          <w:szCs w:val="28"/>
+          <w:u w:val="single"/>
+        </w:rPr>
+        <w:t>中國</w:t>
+      </w:r>
+      <w:r>
+        <w:rPr>
+          <w:rFonts w:hint="eastAsia"/>
+          <w:szCs w:val="28"/>
+        </w:rPr>
+        <w:t>古典文學中表現人與自然和諧共生的</w:t>
+      </w:r>
+      <w:proofErr w:type="gramStart"/>
+      <w:r>
+        <w:rPr>
+          <w:rFonts w:hint="eastAsia"/>
+          <w:szCs w:val="28"/>
+        </w:rPr>
+        <w:t>不朽名篇</w:t>
+      </w:r>
+      <w:proofErr w:type="gramEnd"/>
+      <w:r>
+        <w:rPr>
+          <w:rFonts w:hint="eastAsia"/>
+          <w:szCs w:val="28"/>
+        </w:rPr>
+        <w:t>。</w:t>
       </w:r>
     </w:p>
     <w:p>
@@ -1664,18 +2091,62 @@
           <w:ilvl w:val="0"/>
           <w:numId w:val="8"/>
         </w:numPr>
-        <w:spacing w:after="0" w:line="400" w:lineRule="exact"/>
-        <w:ind w:leftChars="0" w:left="482" w:right="0" w:hanging="482"/>
-        <w:rPr>
-          <w:szCs w:val="28"/>
-        </w:rPr>
-      </w:pPr>
-      <w:r>
-        <w:rPr>
-          <w:rFonts w:hint="eastAsia"/>
-          <w:szCs w:val="28"/>
-        </w:rPr>
-        <w:t>漁父：年老的漁夫。</w:t>
+        <w:spacing w:after="0" w:line="360" w:lineRule="exact"/>
+        <w:ind w:leftChars="0" w:left="284" w:right="0" w:hanging="284"/>
+        <w:rPr>
+          <w:szCs w:val="28"/>
+        </w:rPr>
+      </w:pPr>
+      <w:r>
+        <w:rPr>
+          <w:rFonts w:hint="eastAsia"/>
+          <w:szCs w:val="28"/>
+        </w:rPr>
+        <w:t>扁舟</w:t>
+      </w:r>
+      <w:r>
+        <w:rPr>
+          <w:rFonts w:hint="eastAsia"/>
+          <w:szCs w:val="28"/>
+        </w:rPr>
+        <w:t>：</w:t>
+      </w:r>
+      <w:r>
+        <w:rPr>
+          <w:rFonts w:hint="eastAsia"/>
+          <w:szCs w:val="28"/>
+        </w:rPr>
+        <w:t>指「小船」。在這裡形容</w:t>
+      </w:r>
+      <w:r>
+        <w:rPr>
+          <w:rFonts w:hint="eastAsia"/>
+          <w:szCs w:val="28"/>
+          <w:u w:val="single"/>
+        </w:rPr>
+        <w:t>張志和</w:t>
+      </w:r>
+      <w:r>
+        <w:rPr>
+          <w:rFonts w:hint="eastAsia"/>
+          <w:szCs w:val="28"/>
+        </w:rPr>
+        <w:t>拜訪</w:t>
+      </w:r>
+      <w:r>
+        <w:rPr>
+          <w:rFonts w:hint="eastAsia"/>
+          <w:szCs w:val="28"/>
+          <w:u w:val="single"/>
+        </w:rPr>
+        <w:t>顏真卿</w:t>
+      </w:r>
+      <w:r>
+        <w:rPr>
+          <w:rFonts w:hint="eastAsia"/>
+          <w:szCs w:val="28"/>
+        </w:rPr>
+        <w:t>時，不坐官家大船，而是駕著一條輕便的小木船，展現出他隨性、灑脫且不拘泥於世俗禮節的隱士作風。</w:t>
       </w:r>
     </w:p>
     <w:p>
@@ -1685,18 +2156,47 @@
           <w:ilvl w:val="0"/>
           <w:numId w:val="8"/>
         </w:numPr>
-        <w:spacing w:after="0" w:line="400" w:lineRule="exact"/>
-        <w:ind w:leftChars="0" w:right="0"/>
-        <w:rPr>
-          <w:szCs w:val="28"/>
-        </w:rPr>
-      </w:pPr>
-      <w:r>
-        <w:rPr>
-          <w:rFonts w:hint="eastAsia"/>
-          <w:szCs w:val="28"/>
-        </w:rPr>
-        <w:t>悠然自得：神態從容，心情閒適的樣子。</w:t>
+        <w:spacing w:after="0" w:line="360" w:lineRule="exact"/>
+        <w:ind w:leftChars="0" w:left="284" w:right="0" w:hanging="284"/>
+        <w:rPr>
+          <w:szCs w:val="28"/>
+        </w:rPr>
+      </w:pPr>
+      <w:r>
+        <w:rPr>
+          <w:rFonts w:hint="eastAsia"/>
+          <w:szCs w:val="28"/>
+        </w:rPr>
+        <w:t>暮春</w:t>
+      </w:r>
+      <w:r>
+        <w:rPr>
+          <w:rFonts w:hint="eastAsia"/>
+          <w:szCs w:val="28"/>
+        </w:rPr>
+        <w:t>：</w:t>
+      </w:r>
+      <w:r>
+        <w:rPr>
+          <w:rFonts w:hint="eastAsia"/>
+          <w:szCs w:val="28"/>
+        </w:rPr>
+        <w:t>指「春天的尾聲」（約農曆三月）。在文中交代了故事發生的季節，此時正值百花盛開後的落紅時節，春水高漲、萬物豐盈，是</w:t>
+      </w:r>
+      <w:r>
+        <w:rPr>
+          <w:rFonts w:hint="eastAsia"/>
+          <w:szCs w:val="28"/>
+          <w:u w:val="single"/>
+        </w:rPr>
+        <w:t>江南</w:t>
+      </w:r>
+      <w:r>
+        <w:rPr>
+          <w:rFonts w:hint="eastAsia"/>
+          <w:szCs w:val="28"/>
+        </w:rPr>
+        <w:t>景色最飽滿、最溫柔的時刻。</w:t>
       </w:r>
     </w:p>
     <w:p>
@@ -1706,18 +2206,73 @@
           <w:ilvl w:val="0"/>
           <w:numId w:val="8"/>
         </w:numPr>
-        <w:spacing w:after="0" w:line="400" w:lineRule="exact"/>
-        <w:ind w:leftChars="0" w:right="0"/>
-        <w:rPr>
-          <w:szCs w:val="28"/>
-        </w:rPr>
-      </w:pPr>
-      <w:r>
-        <w:rPr>
-          <w:rFonts w:hint="eastAsia"/>
-          <w:szCs w:val="28"/>
-        </w:rPr>
-        <w:t>暮春：陰曆三月，春季的末期。也稱為「莫春」、「季春」、「晚春」。</w:t>
+        <w:spacing w:after="0" w:line="360" w:lineRule="exact"/>
+        <w:ind w:leftChars="0" w:left="284" w:right="0" w:hanging="284"/>
+        <w:rPr>
+          <w:szCs w:val="28"/>
+        </w:rPr>
+      </w:pPr>
+      <w:proofErr w:type="gramStart"/>
+      <w:r>
+        <w:rPr>
+          <w:rFonts w:hint="eastAsia"/>
+          <w:szCs w:val="28"/>
+        </w:rPr>
+        <w:t>曠</w:t>
+      </w:r>
+      <w:proofErr w:type="gramEnd"/>
+      <w:r>
+        <w:rPr>
+          <w:rFonts w:hint="eastAsia"/>
+          <w:szCs w:val="28"/>
+        </w:rPr>
+        <w:t>達</w:t>
+      </w:r>
+      <w:r>
+        <w:rPr>
+          <w:rFonts w:hint="eastAsia"/>
+          <w:szCs w:val="28"/>
+        </w:rPr>
+        <w:t>：</w:t>
+      </w:r>
+      <w:r>
+        <w:rPr>
+          <w:rFonts w:hint="eastAsia"/>
+          <w:szCs w:val="28"/>
+        </w:rPr>
+        <w:t>指「胸襟</w:t>
+      </w:r>
+      <w:proofErr w:type="gramStart"/>
+      <w:r>
+        <w:rPr>
+          <w:rFonts w:hint="eastAsia"/>
+          <w:szCs w:val="28"/>
+        </w:rPr>
+        <w:t>開闊、</w:t>
+      </w:r>
+      <w:proofErr w:type="gramEnd"/>
+      <w:r>
+        <w:rPr>
+          <w:rFonts w:hint="eastAsia"/>
+          <w:szCs w:val="28"/>
+        </w:rPr>
+        <w:t>通達大度」。用來形容顏真卿與張志和的性格，說明他們不</w:t>
+      </w:r>
+      <w:proofErr w:type="gramStart"/>
+      <w:r>
+        <w:rPr>
+          <w:rFonts w:hint="eastAsia"/>
+          <w:szCs w:val="28"/>
+        </w:rPr>
+        <w:t>耽溺</w:t>
+      </w:r>
+      <w:proofErr w:type="gramEnd"/>
+      <w:r>
+        <w:rPr>
+          <w:rFonts w:hint="eastAsia"/>
+          <w:szCs w:val="28"/>
+        </w:rPr>
+        <w:t>於世俗的名利得失，能以寬廣、豁達的心胸去欣賞自然與生命的美好。</w:t>
       </w:r>
     </w:p>
     <w:p>
@@ -1727,19 +2282,28 @@
           <w:ilvl w:val="0"/>
           <w:numId w:val="8"/>
         </w:numPr>
-        <w:spacing w:after="0" w:line="400" w:lineRule="exact"/>
-        <w:ind w:leftChars="0" w:right="0"/>
-        <w:rPr>
-          <w:szCs w:val="28"/>
-        </w:rPr>
-      </w:pPr>
-      <w:r>
-        <w:rPr>
-          <w:rFonts w:hint="eastAsia"/>
-          <w:szCs w:val="28"/>
-        </w:rPr>
-        <w:t>著</w:t>
-      </w:r>
+        <w:spacing w:after="0" w:line="360" w:lineRule="exact"/>
+        <w:ind w:leftChars="0" w:left="284" w:right="0" w:hanging="284"/>
+        <w:rPr>
+          <w:szCs w:val="28"/>
+        </w:rPr>
+      </w:pPr>
+      <w:r>
+        <w:rPr>
+          <w:rFonts w:hint="eastAsia"/>
+          <w:szCs w:val="28"/>
+        </w:rPr>
+        <w:t>散</w:t>
+      </w:r>
+      <w:proofErr w:type="gramStart"/>
+      <w:r>
+        <w:rPr>
+          <w:rFonts w:hint="eastAsia"/>
+          <w:szCs w:val="28"/>
+        </w:rPr>
+        <w:t>佚</w:t>
+      </w:r>
+      <w:proofErr w:type="gramEnd"/>
       <w:r>
         <w:rPr>
           <w:rFonts w:hint="eastAsia"/>
@@ -1747,6 +2311,7 @@
         </w:rPr>
         <w:t>(</w:t>
       </w:r>
+      <w:proofErr w:type="gramStart"/>
       <w:r>
         <w:rPr>
           <w:rFonts w:hint="eastAsia"/>
@@ -1754,8 +2319,18 @@
           <w:sz w:val="16"/>
           <w:szCs w:val="16"/>
         </w:rPr>
-        <w:t>ㄓㄨˋ</w:t>
-      </w:r>
+        <w:t>ㄧ</w:t>
+      </w:r>
+      <w:r>
+        <w:rPr>
+          <w:rFonts w:hint="eastAsia"/>
+          <w:color w:val="FF0000"/>
+          <w:sz w:val="16"/>
+          <w:szCs w:val="16"/>
+        </w:rPr>
+        <w:t>ˋ</w:t>
+      </w:r>
+      <w:proofErr w:type="gramEnd"/>
       <w:r>
         <w:rPr>
           <w:rFonts w:hint="eastAsia"/>
@@ -1768,7 +2343,14 @@
           <w:rFonts w:hint="eastAsia"/>
           <w:szCs w:val="28"/>
         </w:rPr>
-        <w:t>錄：記載登錄。</w:t>
+        <w:t>：</w:t>
+      </w:r>
+      <w:r>
+        <w:rPr>
+          <w:rFonts w:hint="eastAsia"/>
+          <w:szCs w:val="28"/>
+        </w:rPr>
+        <w:t>指「文獻、書畫等在流傳過程中散失、遺失」。</w:t>
       </w:r>
     </w:p>
     <w:p>
@@ -1778,18 +2360,32 @@
           <w:ilvl w:val="0"/>
           <w:numId w:val="8"/>
         </w:numPr>
-        <w:spacing w:after="0" w:line="400" w:lineRule="exact"/>
-        <w:ind w:leftChars="0" w:right="0"/>
-        <w:rPr>
-          <w:szCs w:val="28"/>
-        </w:rPr>
-      </w:pPr>
-      <w:r>
-        <w:rPr>
-          <w:rFonts w:hint="eastAsia"/>
-          <w:szCs w:val="28"/>
-        </w:rPr>
-        <w:t>磯：水邊突出的巖石或石灘地。如：「磯釣」、「采石磯」、「燕子磯」。</w:t>
+        <w:spacing w:after="0" w:line="360" w:lineRule="exact"/>
+        <w:ind w:leftChars="0" w:left="284" w:right="0" w:hanging="284"/>
+        <w:rPr>
+          <w:szCs w:val="28"/>
+        </w:rPr>
+      </w:pPr>
+      <w:r>
+        <w:rPr>
+          <w:rFonts w:hint="eastAsia"/>
+          <w:szCs w:val="28"/>
+        </w:rPr>
+        <w:t>色彩斑斕</w:t>
+      </w:r>
+      <w:r>
+        <w:rPr>
+          <w:rFonts w:hint="eastAsia"/>
+          <w:szCs w:val="28"/>
+        </w:rPr>
+        <w:t>：</w:t>
+      </w:r>
+      <w:r>
+        <w:rPr>
+          <w:rFonts w:hint="eastAsia"/>
+          <w:szCs w:val="28"/>
+        </w:rPr>
+        <w:t>指「色彩燦爛絢麗、層次豐富」。在賞析中形容詞人筆下的畫面，將白鷺的白、青山的翠、桃花的紅、春水的綠和蓑衣的青完美交融，呈現出極具視覺衝擊的江南春景。</w:t>
       </w:r>
     </w:p>
     <w:p>
@@ -1799,50 +2395,55 @@
           <w:ilvl w:val="0"/>
           <w:numId w:val="8"/>
         </w:numPr>
-        <w:spacing w:after="0" w:line="400" w:lineRule="exact"/>
-        <w:ind w:leftChars="0" w:right="0"/>
-        <w:rPr>
-          <w:szCs w:val="28"/>
-        </w:rPr>
-      </w:pPr>
-      <w:r>
-        <w:rPr>
-          <w:rFonts w:hint="eastAsia"/>
-          <w:szCs w:val="28"/>
-        </w:rPr>
-        <w:t>蒼巖(</w:t>
-      </w:r>
-      <w:r>
-        <w:rPr>
-          <w:rFonts w:hint="eastAsia"/>
-          <w:color w:val="FF0000"/>
-          <w:sz w:val="16"/>
-          <w:szCs w:val="16"/>
-        </w:rPr>
-        <w:t>ㄧㄢˊ</w:t>
-      </w:r>
-      <w:r>
-        <w:rPr>
-          <w:rFonts w:hint="eastAsia"/>
-          <w:szCs w:val="28"/>
-        </w:rPr>
-        <w:t>)：青綠色的高峻山崖(</w:t>
-      </w:r>
-      <w:r>
-        <w:rPr>
-          <w:rFonts w:hint="eastAsia"/>
-          <w:color w:val="FF0000"/>
-          <w:sz w:val="16"/>
-          <w:szCs w:val="16"/>
-        </w:rPr>
-        <w:t>ㄧㄞˊ</w:t>
-      </w:r>
-      <w:r>
-        <w:rPr>
-          <w:rFonts w:hint="eastAsia"/>
-          <w:szCs w:val="28"/>
-        </w:rPr>
-        <w:t>)。</w:t>
+        <w:spacing w:after="0" w:line="360" w:lineRule="exact"/>
+        <w:ind w:leftChars="0" w:left="284" w:right="0" w:hanging="284"/>
+        <w:rPr>
+          <w:szCs w:val="28"/>
+        </w:rPr>
+      </w:pPr>
+      <w:r>
+        <w:rPr>
+          <w:rFonts w:hint="eastAsia"/>
+          <w:szCs w:val="28"/>
+        </w:rPr>
+        <w:t>春汛</w:t>
+      </w:r>
+      <w:r>
+        <w:rPr>
+          <w:rFonts w:hint="eastAsia"/>
+          <w:szCs w:val="28"/>
+        </w:rPr>
+        <w:t>：</w:t>
+      </w:r>
+      <w:r>
+        <w:rPr>
+          <w:rFonts w:hint="eastAsia"/>
+          <w:szCs w:val="28"/>
+        </w:rPr>
+        <w:t>春天因為雨水多或</w:t>
+      </w:r>
+      <w:proofErr w:type="gramStart"/>
+      <w:r>
+        <w:rPr>
+          <w:rFonts w:hint="eastAsia"/>
+          <w:szCs w:val="28"/>
+        </w:rPr>
+        <w:t>融雪而導致</w:t>
+      </w:r>
+      <w:proofErr w:type="gramEnd"/>
+      <w:r>
+        <w:rPr>
+          <w:rFonts w:hint="eastAsia"/>
+          <w:szCs w:val="28"/>
+        </w:rPr>
+        <w:t>江河水位暴漲的現象</w:t>
+      </w:r>
+      <w:r>
+        <w:rPr>
+          <w:rFonts w:hint="eastAsia"/>
+          <w:szCs w:val="28"/>
+        </w:rPr>
+        <w:t>。</w:t>
       </w:r>
     </w:p>
     <w:p>
@@ -1852,18 +2453,48 @@
           <w:ilvl w:val="0"/>
           <w:numId w:val="8"/>
         </w:numPr>
-        <w:spacing w:after="0" w:line="400" w:lineRule="exact"/>
-        <w:ind w:leftChars="0" w:right="0"/>
-        <w:rPr>
-          <w:szCs w:val="28"/>
-        </w:rPr>
-      </w:pPr>
-      <w:r>
-        <w:rPr>
-          <w:rFonts w:hint="eastAsia"/>
-          <w:szCs w:val="28"/>
-        </w:rPr>
-        <w:t>從容自適：舒緩悠閒、自得其樂。</w:t>
+        <w:spacing w:after="0" w:line="360" w:lineRule="exact"/>
+        <w:ind w:leftChars="0" w:left="284" w:right="0" w:hanging="284"/>
+        <w:rPr>
+          <w:szCs w:val="28"/>
+        </w:rPr>
+      </w:pPr>
+      <w:r>
+        <w:rPr>
+          <w:rFonts w:hint="eastAsia"/>
+          <w:szCs w:val="28"/>
+        </w:rPr>
+        <w:t>超然物外</w:t>
+      </w:r>
+      <w:r>
+        <w:rPr>
+          <w:rFonts w:hint="eastAsia"/>
+          <w:szCs w:val="28"/>
+        </w:rPr>
+        <w:t>：</w:t>
+      </w:r>
+      <w:r>
+        <w:rPr>
+          <w:rFonts w:hint="eastAsia"/>
+          <w:szCs w:val="28"/>
+        </w:rPr>
+        <w:t>指「超脫於世俗事物與名利之外」。形容張志和的精神境界，他將自己</w:t>
+      </w:r>
+      <w:proofErr w:type="gramStart"/>
+      <w:r>
+        <w:rPr>
+          <w:rFonts w:hint="eastAsia"/>
+          <w:szCs w:val="28"/>
+        </w:rPr>
+        <w:t>抽離於現實</w:t>
+      </w:r>
+      <w:proofErr w:type="gramEnd"/>
+      <w:r>
+        <w:rPr>
+          <w:rFonts w:hint="eastAsia"/>
+          <w:szCs w:val="28"/>
+        </w:rPr>
+        <w:t>社會的鉤心鬥角，把心靈安放在大自然的山水之中。</w:t>
       </w:r>
     </w:p>
     <w:p>
@@ -1873,35 +2504,18 @@
           <w:ilvl w:val="0"/>
           <w:numId w:val="8"/>
         </w:numPr>
-        <w:spacing w:after="0" w:line="400" w:lineRule="exact"/>
-        <w:ind w:leftChars="0" w:right="0"/>
-        <w:rPr>
-          <w:szCs w:val="28"/>
-        </w:rPr>
-      </w:pPr>
-      <w:r>
-        <w:rPr>
-          <w:rFonts w:hint="eastAsia"/>
-          <w:szCs w:val="28"/>
-        </w:rPr>
-        <w:t>沖澹(</w:t>
-      </w:r>
-      <w:r>
-        <w:rPr>
-          <w:rFonts w:hint="eastAsia"/>
-          <w:color w:val="FF0000"/>
-          <w:sz w:val="16"/>
-          <w:szCs w:val="16"/>
-          <w:u w:val="single"/>
-        </w:rPr>
-        <w:t>ㄉㄢˋ</w:t>
-      </w:r>
-      <w:r>
-        <w:rPr>
-          <w:rFonts w:hint="eastAsia"/>
-          <w:szCs w:val="28"/>
-        </w:rPr>
-        <w:t>)</w:t>
+        <w:spacing w:after="0" w:line="360" w:lineRule="exact"/>
+        <w:ind w:leftChars="0" w:left="284" w:right="0" w:hanging="284"/>
+        <w:rPr>
+          <w:szCs w:val="28"/>
+        </w:rPr>
+      </w:pPr>
+      <w:r>
+        <w:rPr>
+          <w:rFonts w:hint="eastAsia"/>
+          <w:szCs w:val="28"/>
+        </w:rPr>
+        <w:t>引人入勝</w:t>
       </w:r>
       <w:r>
         <w:rPr>
@@ -1915,7 +2529,23 @@
           <w:rFonts w:hint="eastAsia"/>
           <w:szCs w:val="28"/>
         </w:rPr>
-        <w:t>謙虛淡泊。</w:t>
+        <w:t>指「風景或藝術作品特別吸引人，讓人</w:t>
+      </w:r>
+      <w:proofErr w:type="gramStart"/>
+      <w:r>
+        <w:rPr>
+          <w:rFonts w:hint="eastAsia"/>
+          <w:szCs w:val="28"/>
+        </w:rPr>
+        <w:t>沉</w:t>
+      </w:r>
+      <w:proofErr w:type="gramEnd"/>
+      <w:r>
+        <w:rPr>
+          <w:rFonts w:hint="eastAsia"/>
+          <w:szCs w:val="28"/>
+        </w:rPr>
+        <w:t>浸其中」。在賞析中形容詞作在「空間」與「動態」上的巧妙布局，讓讀者彷彿身歷其境，被那動靜交織的畫面深深吸引。</w:t>
       </w:r>
     </w:p>
     <w:p>
@@ -1925,22 +2555,305 @@
           <w:ilvl w:val="0"/>
           <w:numId w:val="8"/>
         </w:numPr>
-        <w:spacing w:beforeLines="50" w:before="120" w:after="0" w:line="440" w:lineRule="exact"/>
-        <w:ind w:leftChars="0" w:left="-6" w:right="0" w:hanging="11"/>
-        <w:rPr>
-          <w:szCs w:val="28"/>
-        </w:rPr>
-      </w:pPr>
-      <w:r>
-        <w:rPr>
-          <w:rFonts w:hint="eastAsia"/>
-          <w:szCs w:val="28"/>
-        </w:rPr>
-        <w:t>脫俗：高雅不染庸俗之氣。【例】他的散文一向以清新脫俗著稱。</w:t>
+        <w:spacing w:after="0" w:line="360" w:lineRule="exact"/>
+        <w:ind w:leftChars="0" w:left="284" w:right="0" w:hanging="284"/>
+        <w:rPr>
+          <w:szCs w:val="28"/>
+        </w:rPr>
+      </w:pPr>
+      <w:r>
+        <w:rPr>
+          <w:rFonts w:hint="eastAsia"/>
+          <w:szCs w:val="28"/>
+        </w:rPr>
+        <w:t>豐饒</w:t>
+      </w:r>
+      <w:r>
+        <w:rPr>
+          <w:rFonts w:hint="eastAsia"/>
+          <w:szCs w:val="28"/>
+        </w:rPr>
+        <w:t>：</w:t>
+      </w:r>
+      <w:r>
+        <w:rPr>
+          <w:rFonts w:hint="eastAsia"/>
+          <w:szCs w:val="28"/>
+        </w:rPr>
+        <w:t>形容暮春時節的自然界，桃花盛開、春</w:t>
+      </w:r>
+      <w:proofErr w:type="gramStart"/>
+      <w:r>
+        <w:rPr>
+          <w:rFonts w:hint="eastAsia"/>
+          <w:szCs w:val="28"/>
+        </w:rPr>
+        <w:t>水滿溢</w:t>
+      </w:r>
+      <w:proofErr w:type="gramEnd"/>
+      <w:r>
+        <w:rPr>
+          <w:rFonts w:hint="eastAsia"/>
+          <w:szCs w:val="28"/>
+        </w:rPr>
+        <w:t>、魚群肥美，呈現出一種大自然無私饋贈、充滿生命力的富足狀態。</w:t>
+      </w:r>
+    </w:p>
+    <w:p>
+      <w:pPr>
+        <w:pStyle w:val="a9"/>
+        <w:numPr>
+          <w:ilvl w:val="0"/>
+          <w:numId w:val="8"/>
+        </w:numPr>
+        <w:spacing w:after="0" w:line="360" w:lineRule="exact"/>
+        <w:ind w:leftChars="0" w:left="284" w:right="0" w:hanging="426"/>
+        <w:rPr>
+          <w:rFonts w:hint="eastAsia"/>
+          <w:szCs w:val="28"/>
+        </w:rPr>
+      </w:pPr>
+      <w:r>
+        <w:rPr>
+          <w:rFonts w:hint="eastAsia"/>
+          <w:szCs w:val="28"/>
+        </w:rPr>
+        <w:t>官場羈絆</w:t>
+      </w:r>
+      <w:r>
+        <w:rPr>
+          <w:rFonts w:hint="eastAsia"/>
+          <w:szCs w:val="28"/>
+        </w:rPr>
+        <w:t>：</w:t>
+      </w:r>
+      <w:r>
+        <w:rPr>
+          <w:rFonts w:hint="eastAsia"/>
+          <w:szCs w:val="28"/>
+        </w:rPr>
+        <w:t>在衙門、官場中所受到的束縛與牽累</w:t>
+      </w:r>
+      <w:r>
+        <w:rPr>
+          <w:rFonts w:hint="eastAsia"/>
+          <w:szCs w:val="28"/>
+        </w:rPr>
+        <w:t>。</w:t>
+      </w:r>
+      <w:r>
+        <w:rPr>
+          <w:rFonts w:hint="eastAsia"/>
+          <w:szCs w:val="28"/>
+        </w:rPr>
+        <w:t>在文中對比了張志和的自由，指世俗文人為了名利、權力與繁文縟節而失去人身與心靈自由的無奈狀態。</w:t>
+      </w:r>
+    </w:p>
+    <w:p>
+      <w:pPr>
+        <w:pStyle w:val="a9"/>
+        <w:numPr>
+          <w:ilvl w:val="0"/>
+          <w:numId w:val="8"/>
+        </w:numPr>
+        <w:spacing w:after="0" w:line="360" w:lineRule="exact"/>
+        <w:ind w:leftChars="0" w:left="284" w:right="0" w:hanging="426"/>
+        <w:rPr>
+          <w:szCs w:val="28"/>
+        </w:rPr>
+      </w:pPr>
+      <w:proofErr w:type="gramStart"/>
+      <w:r>
+        <w:rPr>
+          <w:rFonts w:hint="eastAsia"/>
+          <w:szCs w:val="28"/>
+        </w:rPr>
+        <w:t>庇</w:t>
+      </w:r>
+      <w:proofErr w:type="gramEnd"/>
+      <w:r>
+        <w:rPr>
+          <w:rFonts w:hint="eastAsia"/>
+          <w:szCs w:val="28"/>
+        </w:rPr>
+        <w:t>(</w:t>
+      </w:r>
+      <w:proofErr w:type="gramStart"/>
+      <w:r>
+        <w:rPr>
+          <w:rFonts w:hint="eastAsia"/>
+          <w:color w:val="FF0000"/>
+          <w:sz w:val="16"/>
+          <w:szCs w:val="16"/>
+        </w:rPr>
+        <w:t>ㄅㄧ</w:t>
+      </w:r>
+      <w:r>
+        <w:rPr>
+          <w:rFonts w:hint="eastAsia"/>
+          <w:color w:val="FF0000"/>
+          <w:sz w:val="16"/>
+          <w:szCs w:val="16"/>
+        </w:rPr>
+        <w:t>ˋ</w:t>
+      </w:r>
+      <w:proofErr w:type="gramEnd"/>
+      <w:r>
+        <w:rPr>
+          <w:rFonts w:hint="eastAsia"/>
+          <w:szCs w:val="28"/>
+        </w:rPr>
+        <w:t>)護：</w:t>
+      </w:r>
+      <w:r>
+        <w:rPr>
+          <w:rFonts w:hint="eastAsia"/>
+          <w:szCs w:val="28"/>
+        </w:rPr>
+        <w:t>指「遮蔽與保護」。在賞析中，詞人將「斜風細雨」視為一種庇護，意指大自然張開雙臂接納了這位隱士，讓他能免受世俗紛擾的傷害，獲得心靈的安寧。</w:t>
+      </w:r>
+    </w:p>
+    <w:p>
+      <w:pPr>
+        <w:pStyle w:val="a9"/>
+        <w:numPr>
+          <w:ilvl w:val="0"/>
+          <w:numId w:val="8"/>
+        </w:numPr>
+        <w:spacing w:after="0" w:line="360" w:lineRule="exact"/>
+        <w:ind w:leftChars="0" w:left="284" w:right="0" w:hanging="426"/>
+        <w:rPr>
+          <w:szCs w:val="28"/>
+        </w:rPr>
+      </w:pPr>
+      <w:r>
+        <w:rPr>
+          <w:rFonts w:hint="eastAsia"/>
+          <w:szCs w:val="28"/>
+        </w:rPr>
+        <w:t>自</w:t>
+      </w:r>
+      <w:proofErr w:type="gramStart"/>
+      <w:r>
+        <w:rPr>
+          <w:rFonts w:hint="eastAsia"/>
+          <w:szCs w:val="28"/>
+        </w:rPr>
+        <w:t>況</w:t>
+      </w:r>
+      <w:proofErr w:type="gramEnd"/>
+      <w:r>
+        <w:rPr>
+          <w:rFonts w:hint="eastAsia"/>
+          <w:szCs w:val="28"/>
+        </w:rPr>
+        <w:t>：</w:t>
+      </w:r>
+      <w:r>
+        <w:rPr>
+          <w:rFonts w:hint="eastAsia"/>
+          <w:szCs w:val="28"/>
+        </w:rPr>
+        <w:t>把某種事物或人物比作自己，以表達心志</w:t>
+      </w:r>
+      <w:r>
+        <w:rPr>
+          <w:rFonts w:hint="eastAsia"/>
+          <w:szCs w:val="28"/>
+        </w:rPr>
+        <w:t>。</w:t>
+      </w:r>
+      <w:r>
+        <w:rPr>
+          <w:rFonts w:hint="eastAsia"/>
+          <w:szCs w:val="28"/>
+        </w:rPr>
+        <w:t>指張志和藉由描寫「斜風細雨</w:t>
+      </w:r>
+      <w:proofErr w:type="gramStart"/>
+      <w:r>
+        <w:rPr>
+          <w:rFonts w:hint="eastAsia"/>
+          <w:szCs w:val="28"/>
+        </w:rPr>
+        <w:t>不須歸的</w:t>
+      </w:r>
+      <w:proofErr w:type="gramEnd"/>
+      <w:r>
+        <w:rPr>
+          <w:rFonts w:hint="eastAsia"/>
+          <w:szCs w:val="28"/>
+        </w:rPr>
+        <w:t>漁翁」，來投射自己渴望自由、不願重回塵世的心聲。</w:t>
+      </w:r>
+    </w:p>
+    <w:p>
+      <w:pPr>
+        <w:pStyle w:val="a9"/>
+        <w:numPr>
+          <w:ilvl w:val="0"/>
+          <w:numId w:val="8"/>
+        </w:numPr>
+        <w:spacing w:after="0" w:line="360" w:lineRule="exact"/>
+        <w:ind w:leftChars="0" w:left="284" w:right="0" w:hanging="426"/>
+        <w:rPr>
+          <w:rFonts w:hint="eastAsia"/>
+          <w:szCs w:val="28"/>
+        </w:rPr>
+      </w:pPr>
+      <w:proofErr w:type="gramStart"/>
+      <w:r>
+        <w:rPr>
+          <w:rFonts w:hint="eastAsia"/>
+          <w:szCs w:val="28"/>
+        </w:rPr>
+        <w:t>隱逸哲思</w:t>
+      </w:r>
+      <w:proofErr w:type="gramEnd"/>
+      <w:r>
+        <w:rPr>
+          <w:rFonts w:hint="eastAsia"/>
+          <w:szCs w:val="28"/>
+        </w:rPr>
+        <w:t>：</w:t>
+      </w:r>
+      <w:r>
+        <w:t>指「隱居避</w:t>
+      </w:r>
+      <w:proofErr w:type="gramStart"/>
+      <w:r>
+        <w:t>世</w:t>
+      </w:r>
+      <w:proofErr w:type="gramEnd"/>
+      <w:r>
+        <w:t>、順應自然的哲學思考」。</w:t>
+      </w:r>
+      <w:r>
+        <w:rPr>
+          <w:rFonts w:hint="eastAsia"/>
+          <w:szCs w:val="28"/>
+        </w:rPr>
+        <w:t>指這首詞看似在寫捕魚，實則蘊含著老莊思想中「與自然和諧共生、</w:t>
+      </w:r>
+      <w:proofErr w:type="gramStart"/>
+      <w:r>
+        <w:rPr>
+          <w:rFonts w:hint="eastAsia"/>
+          <w:szCs w:val="28"/>
+        </w:rPr>
+        <w:t>消解執念</w:t>
+      </w:r>
+      <w:proofErr w:type="gramEnd"/>
+      <w:r>
+        <w:rPr>
+          <w:rFonts w:hint="eastAsia"/>
+          <w:szCs w:val="28"/>
+        </w:rPr>
+        <w:t>」的生命智慧。</w:t>
       </w:r>
     </w:p>
     <w:sectPr>
-      <w:footerReference w:type="default" r:id="rId17"/>
+      <w:footerReference w:type="default" r:id="rId12"/>
       <w:pgSz w:w="11906" w:h="16838"/>
       <w:pgMar w:top="567" w:right="851" w:bottom="567" w:left="851" w:header="567" w:footer="0" w:gutter="0"/>
       <w:cols w:space="720"/>
@@ -1951,7 +2864,7 @@
 </file>
 
 <file path=word/endnotes.xml><?xml version="1.0" encoding="utf-8"?>
-<w:endnotes xmlns:wpc="http://schemas.microsoft.com/office/word/2010/wordprocessingCanvas" xmlns:cx="http://schemas.microsoft.com/office/drawing/2014/chartex" xmlns:cx1="http://schemas.microsoft.com/office/drawing/2015/9/8/chartex" xmlns:cx2="http://schemas.microsoft.com/office/drawing/2015/10/21/chartex" xmlns:cx3="http://schemas.microsoft.com/office/drawing/2016/5/9/chartex" xmlns:cx4="http://schemas.microsoft.com/office/drawing/2016/5/10/chartex" xmlns:cx5="http://schemas.microsoft.com/office/drawing/2016/5/11/chartex" xmlns:cx6="http://schemas.microsoft.com/office/drawing/2016/5/12/chartex" xmlns:cx7="http://schemas.microsoft.com/office/drawing/2016/5/13/chartex" xmlns:cx8="http://schemas.microsoft.com/office/drawing/2016/5/14/chartex" xmlns:mc="http://schemas.openxmlformats.org/markup-compatibility/2006" xmlns:aink="http://schemas.microsoft.com/office/drawing/2016/ink" xmlns:am3d="http://schemas.microsoft.com/office/drawing/2017/model3d" xmlns:o="urn:schemas-microsoft-com:office:office" xmlns:oel="http://schemas.microsoft.com/office/2019/extlst" xmlns:r="http://schemas.openxmlformats.org/officeDocument/2006/relationships" xmlns:m="http://schemas.openxmlformats.org/officeDocument/2006/math" xmlns:v="urn:schemas-microsoft-com:vml" xmlns:wp14="http://schemas.microsoft.com/office/word/2010/wordprocessingDrawing" xmlns:wp="http://schemas.openxmlformats.org/drawingml/2006/wordprocessingDrawing" xmlns:w10="urn:schemas-microsoft-com:office:word" xmlns:w="http://schemas.openxmlformats.org/wordprocessingml/2006/main" xmlns:w14="http://schemas.microsoft.com/office/word/2010/wordml" xmlns:w15="http://schemas.microsoft.com/office/word/2012/wordml" xmlns:w16cex="http://schemas.microsoft.com/office/word/2018/wordml/cex" xmlns:w16cid="http://schemas.microsoft.com/office/word/2016/wordml/cid" xmlns:w16="http://schemas.microsoft.com/office/word/2018/wordml" xmlns:w16du="http://schemas.microsoft.com/office/word/2023/wordml/word16du" xmlns:w16sdtdh="http://schemas.microsoft.com/office/word/2020/wordml/sdtdatahash" xmlns:w16se="http://schemas.microsoft.com/office/word/2015/wordml/symex" xmlns:wpg="http://schemas.microsoft.com/office/word/2010/wordprocessingGroup" xmlns:wpi="http://schemas.microsoft.com/office/word/2010/wordprocessingInk" xmlns:wne="http://schemas.microsoft.com/office/word/2006/wordml" xmlns:wps="http://schemas.microsoft.com/office/word/2010/wordprocessingShape" mc:Ignorable="w14 w15 w16se w16cid w16 w16cex w16sdtdh wp14">
+<w:endnotes xmlns:wpc="http://schemas.microsoft.com/office/word/2010/wordprocessingCanvas" xmlns:cx="http://schemas.microsoft.com/office/drawing/2014/chartex" xmlns:cx1="http://schemas.microsoft.com/office/drawing/2015/9/8/chartex" xmlns:cx2="http://schemas.microsoft.com/office/drawing/2015/10/21/chartex" xmlns:cx3="http://schemas.microsoft.com/office/drawing/2016/5/9/chartex" xmlns:cx4="http://schemas.microsoft.com/office/drawing/2016/5/10/chartex" xmlns:cx5="http://schemas.microsoft.com/office/drawing/2016/5/11/chartex" xmlns:cx6="http://schemas.microsoft.com/office/drawing/2016/5/12/chartex" xmlns:cx7="http://schemas.microsoft.com/office/drawing/2016/5/13/chartex" xmlns:cx8="http://schemas.microsoft.com/office/drawing/2016/5/14/chartex" xmlns:mc="http://schemas.openxmlformats.org/markup-compatibility/2006" xmlns:aink="http://schemas.microsoft.com/office/drawing/2016/ink" xmlns:am3d="http://schemas.microsoft.com/office/drawing/2017/model3d" xmlns:o="urn:schemas-microsoft-com:office:office" xmlns:r="http://schemas.openxmlformats.org/officeDocument/2006/relationships" xmlns:m="http://schemas.openxmlformats.org/officeDocument/2006/math" xmlns:v="urn:schemas-microsoft-com:vml" xmlns:wp14="http://schemas.microsoft.com/office/word/2010/wordprocessingDrawing" xmlns:wp="http://schemas.openxmlformats.org/drawingml/2006/wordprocessingDrawing" xmlns:w10="urn:schemas-microsoft-com:office:word" xmlns:w="http://schemas.openxmlformats.org/wordprocessingml/2006/main" xmlns:w14="http://schemas.microsoft.com/office/word/2010/wordml" xmlns:w15="http://schemas.microsoft.com/office/word/2012/wordml" xmlns:w16cex="http://schemas.microsoft.com/office/word/2018/wordml/cex" xmlns:w16cid="http://schemas.microsoft.com/office/word/2016/wordml/cid" xmlns:w16="http://schemas.microsoft.com/office/word/2018/wordml" xmlns:w16sdtdh="http://schemas.microsoft.com/office/word/2020/wordml/sdtdatahash" xmlns:w16se="http://schemas.microsoft.com/office/word/2015/wordml/symex" xmlns:wpg="http://schemas.microsoft.com/office/word/2010/wordprocessingGroup" xmlns:wpi="http://schemas.microsoft.com/office/word/2010/wordprocessingInk" xmlns:wne="http://schemas.microsoft.com/office/word/2006/wordml" xmlns:wps="http://schemas.microsoft.com/office/word/2010/wordprocessingShape" mc:Ignorable="w14 w15 w16se w16cid w16 w16cex w16sdtdh wp14">
   <w:endnote w:type="separator" w:id="-1">
     <w:p>
       <w:pPr>
@@ -1976,7 +2889,7 @@
 </file>
 
 <file path=word/footer1.xml><?xml version="1.0" encoding="utf-8"?>
-<w:ftr xmlns:wpc="http://schemas.microsoft.com/office/word/2010/wordprocessingCanvas" xmlns:cx="http://schemas.microsoft.com/office/drawing/2014/chartex" xmlns:cx1="http://schemas.microsoft.com/office/drawing/2015/9/8/chartex" xmlns:cx2="http://schemas.microsoft.com/office/drawing/2015/10/21/chartex" xmlns:cx3="http://schemas.microsoft.com/office/drawing/2016/5/9/chartex" xmlns:cx4="http://schemas.microsoft.com/office/drawing/2016/5/10/chartex" xmlns:cx5="http://schemas.microsoft.com/office/drawing/2016/5/11/chartex" xmlns:cx6="http://schemas.microsoft.com/office/drawing/2016/5/12/chartex" xmlns:cx7="http://schemas.microsoft.com/office/drawing/2016/5/13/chartex" xmlns:cx8="http://schemas.microsoft.com/office/drawing/2016/5/14/chartex" xmlns:mc="http://schemas.openxmlformats.org/markup-compatibility/2006" xmlns:aink="http://schemas.microsoft.com/office/drawing/2016/ink" xmlns:am3d="http://schemas.microsoft.com/office/drawing/2017/model3d" xmlns:o="urn:schemas-microsoft-com:office:office" xmlns:oel="http://schemas.microsoft.com/office/2019/extlst" xmlns:r="http://schemas.openxmlformats.org/officeDocument/2006/relationships" xmlns:m="http://schemas.openxmlformats.org/officeDocument/2006/math" xmlns:v="urn:schemas-microsoft-com:vml" xmlns:wp14="http://schemas.microsoft.com/office/word/2010/wordprocessingDrawing" xmlns:wp="http://schemas.openxmlformats.org/drawingml/2006/wordprocessingDrawing" xmlns:w10="urn:schemas-microsoft-com:office:word" xmlns:w="http://schemas.openxmlformats.org/wordprocessingml/2006/main" xmlns:w14="http://schemas.microsoft.com/office/word/2010/wordml" xmlns:w15="http://schemas.microsoft.com/office/word/2012/wordml" xmlns:w16cex="http://schemas.microsoft.com/office/word/2018/wordml/cex" xmlns:w16cid="http://schemas.microsoft.com/office/word/2016/wordml/cid" xmlns:w16="http://schemas.microsoft.com/office/word/2018/wordml" xmlns:w16du="http://schemas.microsoft.com/office/word/2023/wordml/word16du" xmlns:w16sdtdh="http://schemas.microsoft.com/office/word/2020/wordml/sdtdatahash" xmlns:w16se="http://schemas.microsoft.com/office/word/2015/wordml/symex" xmlns:wpg="http://schemas.microsoft.com/office/word/2010/wordprocessingGroup" xmlns:wpi="http://schemas.microsoft.com/office/word/2010/wordprocessingInk" xmlns:wne="http://schemas.microsoft.com/office/word/2006/wordml" xmlns:wps="http://schemas.microsoft.com/office/word/2010/wordprocessingShape" mc:Ignorable="w14 w15 w16se w16cid w16 w16cex w16sdtdh wp14">
+<w:ftr xmlns:wpc="http://schemas.microsoft.com/office/word/2010/wordprocessingCanvas" xmlns:cx="http://schemas.microsoft.com/office/drawing/2014/chartex" xmlns:cx1="http://schemas.microsoft.com/office/drawing/2015/9/8/chartex" xmlns:cx2="http://schemas.microsoft.com/office/drawing/2015/10/21/chartex" xmlns:cx3="http://schemas.microsoft.com/office/drawing/2016/5/9/chartex" xmlns:cx4="http://schemas.microsoft.com/office/drawing/2016/5/10/chartex" xmlns:cx5="http://schemas.microsoft.com/office/drawing/2016/5/11/chartex" xmlns:cx6="http://schemas.microsoft.com/office/drawing/2016/5/12/chartex" xmlns:cx7="http://schemas.microsoft.com/office/drawing/2016/5/13/chartex" xmlns:cx8="http://schemas.microsoft.com/office/drawing/2016/5/14/chartex" xmlns:mc="http://schemas.openxmlformats.org/markup-compatibility/2006" xmlns:aink="http://schemas.microsoft.com/office/drawing/2016/ink" xmlns:am3d="http://schemas.microsoft.com/office/drawing/2017/model3d" xmlns:o="urn:schemas-microsoft-com:office:office" xmlns:r="http://schemas.openxmlformats.org/officeDocument/2006/relationships" xmlns:m="http://schemas.openxmlformats.org/officeDocument/2006/math" xmlns:v="urn:schemas-microsoft-com:vml" xmlns:wp14="http://schemas.microsoft.com/office/word/2010/wordprocessingDrawing" xmlns:wp="http://schemas.openxmlformats.org/drawingml/2006/wordprocessingDrawing" xmlns:w10="urn:schemas-microsoft-com:office:word" xmlns:w="http://schemas.openxmlformats.org/wordprocessingml/2006/main" xmlns:w14="http://schemas.microsoft.com/office/word/2010/wordml" xmlns:w15="http://schemas.microsoft.com/office/word/2012/wordml" xmlns:w16cex="http://schemas.microsoft.com/office/word/2018/wordml/cex" xmlns:w16cid="http://schemas.microsoft.com/office/word/2016/wordml/cid" xmlns:w16="http://schemas.microsoft.com/office/word/2018/wordml" xmlns:w16sdtdh="http://schemas.microsoft.com/office/word/2020/wordml/sdtdatahash" xmlns:w16se="http://schemas.microsoft.com/office/word/2015/wordml/symex" xmlns:wpg="http://schemas.microsoft.com/office/word/2010/wordprocessingGroup" xmlns:wpi="http://schemas.microsoft.com/office/word/2010/wordprocessingInk" xmlns:wne="http://schemas.microsoft.com/office/word/2006/wordml" xmlns:wps="http://schemas.microsoft.com/office/word/2010/wordprocessingShape" mc:Ignorable="w14 w15 w16se w16cid w16 w16cex w16sdtdh wp14">
   <w:sdt>
     <w:sdtPr>
       <w:id w:val="-252429454"/>
@@ -1985,10 +2898,12 @@
         <w:docPartUnique/>
       </w:docPartObj>
     </w:sdtPr>
+    <w:sdtEndPr/>
     <w:sdtContent>
       <w:p>
         <w:pPr>
           <w:pStyle w:val="a5"/>
+          <w:ind w:right="-2"/>
           <w:jc w:val="right"/>
         </w:pPr>
         <w:r>
@@ -2027,7 +2942,7 @@
 </file>
 
 <file path=word/footnotes.xml><?xml version="1.0" encoding="utf-8"?>
-<w:footnotes xmlns:wpc="http://schemas.microsoft.com/office/word/2010/wordprocessingCanvas" xmlns:cx="http://schemas.microsoft.com/office/drawing/2014/chartex" xmlns:cx1="http://schemas.microsoft.com/office/drawing/2015/9/8/chartex" xmlns:cx2="http://schemas.microsoft.com/office/drawing/2015/10/21/chartex" xmlns:cx3="http://schemas.microsoft.com/office/drawing/2016/5/9/chartex" xmlns:cx4="http://schemas.microsoft.com/office/drawing/2016/5/10/chartex" xmlns:cx5="http://schemas.microsoft.com/office/drawing/2016/5/11/chartex" xmlns:cx6="http://schemas.microsoft.com/office/drawing/2016/5/12/chartex" xmlns:cx7="http://schemas.microsoft.com/office/drawing/2016/5/13/chartex" xmlns:cx8="http://schemas.microsoft.com/office/drawing/2016/5/14/chartex" xmlns:mc="http://schemas.openxmlformats.org/markup-compatibility/2006" xmlns:aink="http://schemas.microsoft.com/office/drawing/2016/ink" xmlns:am3d="http://schemas.microsoft.com/office/drawing/2017/model3d" xmlns:o="urn:schemas-microsoft-com:office:office" xmlns:oel="http://schemas.microsoft.com/office/2019/extlst" xmlns:r="http://schemas.openxmlformats.org/officeDocument/2006/relationships" xmlns:m="http://schemas.openxmlformats.org/officeDocument/2006/math" xmlns:v="urn:schemas-microsoft-com:vml" xmlns:wp14="http://schemas.microsoft.com/office/word/2010/wordprocessingDrawing" xmlns:wp="http://schemas.openxmlformats.org/drawingml/2006/wordprocessingDrawing" xmlns:w10="urn:schemas-microsoft-com:office:word" xmlns:w="http://schemas.openxmlformats.org/wordprocessingml/2006/main" xmlns:w14="http://schemas.microsoft.com/office/word/2010/wordml" xmlns:w15="http://schemas.microsoft.com/office/word/2012/wordml" xmlns:w16cex="http://schemas.microsoft.com/office/word/2018/wordml/cex" xmlns:w16cid="http://schemas.microsoft.com/office/word/2016/wordml/cid" xmlns:w16="http://schemas.microsoft.com/office/word/2018/wordml" xmlns:w16du="http://schemas.microsoft.com/office/word/2023/wordml/word16du" xmlns:w16sdtdh="http://schemas.microsoft.com/office/word/2020/wordml/sdtdatahash" xmlns:w16se="http://schemas.microsoft.com/office/word/2015/wordml/symex" xmlns:wpg="http://schemas.microsoft.com/office/word/2010/wordprocessingGroup" xmlns:wpi="http://schemas.microsoft.com/office/word/2010/wordprocessingInk" xmlns:wne="http://schemas.microsoft.com/office/word/2006/wordml" xmlns:wps="http://schemas.microsoft.com/office/word/2010/wordprocessingShape" mc:Ignorable="w14 w15 w16se w16cid w16 w16cex w16sdtdh wp14">
+<w:footnotes xmlns:wpc="http://schemas.microsoft.com/office/word/2010/wordprocessingCanvas" xmlns:cx="http://schemas.microsoft.com/office/drawing/2014/chartex" xmlns:cx1="http://schemas.microsoft.com/office/drawing/2015/9/8/chartex" xmlns:cx2="http://schemas.microsoft.com/office/drawing/2015/10/21/chartex" xmlns:cx3="http://schemas.microsoft.com/office/drawing/2016/5/9/chartex" xmlns:cx4="http://schemas.microsoft.com/office/drawing/2016/5/10/chartex" xmlns:cx5="http://schemas.microsoft.com/office/drawing/2016/5/11/chartex" xmlns:cx6="http://schemas.microsoft.com/office/drawing/2016/5/12/chartex" xmlns:cx7="http://schemas.microsoft.com/office/drawing/2016/5/13/chartex" xmlns:cx8="http://schemas.microsoft.com/office/drawing/2016/5/14/chartex" xmlns:mc="http://schemas.openxmlformats.org/markup-compatibility/2006" xmlns:aink="http://schemas.microsoft.com/office/drawing/2016/ink" xmlns:am3d="http://schemas.microsoft.com/office/drawing/2017/model3d" xmlns:o="urn:schemas-microsoft-com:office:office" xmlns:r="http://schemas.openxmlformats.org/officeDocument/2006/relationships" xmlns:m="http://schemas.openxmlformats.org/officeDocument/2006/math" xmlns:v="urn:schemas-microsoft-com:vml" xmlns:wp14="http://schemas.microsoft.com/office/word/2010/wordprocessingDrawing" xmlns:wp="http://schemas.openxmlformats.org/drawingml/2006/wordprocessingDrawing" xmlns:w10="urn:schemas-microsoft-com:office:word" xmlns:w="http://schemas.openxmlformats.org/wordprocessingml/2006/main" xmlns:w14="http://schemas.microsoft.com/office/word/2010/wordml" xmlns:w15="http://schemas.microsoft.com/office/word/2012/wordml" xmlns:w16cex="http://schemas.microsoft.com/office/word/2018/wordml/cex" xmlns:w16cid="http://schemas.microsoft.com/office/word/2016/wordml/cid" xmlns:w16="http://schemas.microsoft.com/office/word/2018/wordml" xmlns:w16sdtdh="http://schemas.microsoft.com/office/word/2020/wordml/sdtdatahash" xmlns:w16se="http://schemas.microsoft.com/office/word/2015/wordml/symex" xmlns:wpg="http://schemas.microsoft.com/office/word/2010/wordprocessingGroup" xmlns:wpi="http://schemas.microsoft.com/office/word/2010/wordprocessingInk" xmlns:wne="http://schemas.microsoft.com/office/word/2006/wordml" xmlns:wps="http://schemas.microsoft.com/office/word/2010/wordprocessingShape" mc:Ignorable="w14 w15 w16se w16cid w16 w16cex w16sdtdh wp14">
   <w:footnote w:type="separator" w:id="-1">
     <w:p>
       <w:pPr>
@@ -2052,7 +2967,7 @@
 </file>
 
 <file path=word/numbering.xml><?xml version="1.0" encoding="utf-8"?>
-<w:numbering xmlns:wpc="http://schemas.microsoft.com/office/word/2010/wordprocessingCanvas" xmlns:cx="http://schemas.microsoft.com/office/drawing/2014/chartex" xmlns:cx1="http://schemas.microsoft.com/office/drawing/2015/9/8/chartex" xmlns:cx2="http://schemas.microsoft.com/office/drawing/2015/10/21/chartex" xmlns:cx3="http://schemas.microsoft.com/office/drawing/2016/5/9/chartex" xmlns:cx4="http://schemas.microsoft.com/office/drawing/2016/5/10/chartex" xmlns:cx5="http://schemas.microsoft.com/office/drawing/2016/5/11/chartex" xmlns:cx6="http://schemas.microsoft.com/office/drawing/2016/5/12/chartex" xmlns:cx7="http://schemas.microsoft.com/office/drawing/2016/5/13/chartex" xmlns:cx8="http://schemas.microsoft.com/office/drawing/2016/5/14/chartex" xmlns:mc="http://schemas.openxmlformats.org/markup-compatibility/2006" xmlns:aink="http://schemas.microsoft.com/office/drawing/2016/ink" xmlns:am3d="http://schemas.microsoft.com/office/drawing/2017/model3d" xmlns:o="urn:schemas-microsoft-com:office:office" xmlns:oel="http://schemas.microsoft.com/office/2019/extlst" xmlns:r="http://schemas.openxmlformats.org/officeDocument/2006/relationships" xmlns:m="http://schemas.openxmlformats.org/officeDocument/2006/math" xmlns:v="urn:schemas-microsoft-com:vml" xmlns:wp14="http://schemas.microsoft.com/office/word/2010/wordprocessingDrawing" xmlns:wp="http://schemas.openxmlformats.org/drawingml/2006/wordprocessingDrawing" xmlns:w10="urn:schemas-microsoft-com:office:word" xmlns:w="http://schemas.openxmlformats.org/wordprocessingml/2006/main" xmlns:w14="http://schemas.microsoft.com/office/word/2010/wordml" xmlns:w15="http://schemas.microsoft.com/office/word/2012/wordml" xmlns:w16cex="http://schemas.microsoft.com/office/word/2018/wordml/cex" xmlns:w16cid="http://schemas.microsoft.com/office/word/2016/wordml/cid" xmlns:w16="http://schemas.microsoft.com/office/word/2018/wordml" xmlns:w16du="http://schemas.microsoft.com/office/word/2023/wordml/word16du" xmlns:w16sdtdh="http://schemas.microsoft.com/office/word/2020/wordml/sdtdatahash" xmlns:w16se="http://schemas.microsoft.com/office/word/2015/wordml/symex" xmlns:wpg="http://schemas.microsoft.com/office/word/2010/wordprocessingGroup" xmlns:wpi="http://schemas.microsoft.com/office/word/2010/wordprocessingInk" xmlns:wne="http://schemas.microsoft.com/office/word/2006/wordml" xmlns:wps="http://schemas.microsoft.com/office/word/2010/wordprocessingShape" mc:Ignorable="w14 w15 w16se w16cid w16 w16cex w16sdtdh wp14">
+<w:numbering xmlns:wpc="http://schemas.microsoft.com/office/word/2010/wordprocessingCanvas" xmlns:cx="http://schemas.microsoft.com/office/drawing/2014/chartex" xmlns:cx1="http://schemas.microsoft.com/office/drawing/2015/9/8/chartex" xmlns:cx2="http://schemas.microsoft.com/office/drawing/2015/10/21/chartex" xmlns:cx3="http://schemas.microsoft.com/office/drawing/2016/5/9/chartex" xmlns:cx4="http://schemas.microsoft.com/office/drawing/2016/5/10/chartex" xmlns:cx5="http://schemas.microsoft.com/office/drawing/2016/5/11/chartex" xmlns:cx6="http://schemas.microsoft.com/office/drawing/2016/5/12/chartex" xmlns:cx7="http://schemas.microsoft.com/office/drawing/2016/5/13/chartex" xmlns:cx8="http://schemas.microsoft.com/office/drawing/2016/5/14/chartex" xmlns:mc="http://schemas.openxmlformats.org/markup-compatibility/2006" xmlns:aink="http://schemas.microsoft.com/office/drawing/2016/ink" xmlns:am3d="http://schemas.microsoft.com/office/drawing/2017/model3d" xmlns:o="urn:schemas-microsoft-com:office:office" xmlns:r="http://schemas.openxmlformats.org/officeDocument/2006/relationships" xmlns:m="http://schemas.openxmlformats.org/officeDocument/2006/math" xmlns:v="urn:schemas-microsoft-com:vml" xmlns:wp14="http://schemas.microsoft.com/office/word/2010/wordprocessingDrawing" xmlns:wp="http://schemas.openxmlformats.org/drawingml/2006/wordprocessingDrawing" xmlns:w10="urn:schemas-microsoft-com:office:word" xmlns:w="http://schemas.openxmlformats.org/wordprocessingml/2006/main" xmlns:w14="http://schemas.microsoft.com/office/word/2010/wordml" xmlns:w15="http://schemas.microsoft.com/office/word/2012/wordml" xmlns:w16cex="http://schemas.microsoft.com/office/word/2018/wordml/cex" xmlns:w16cid="http://schemas.microsoft.com/office/word/2016/wordml/cid" xmlns:w16="http://schemas.microsoft.com/office/word/2018/wordml" xmlns:w16sdtdh="http://schemas.microsoft.com/office/word/2020/wordml/sdtdatahash" xmlns:w16se="http://schemas.microsoft.com/office/word/2015/wordml/symex" xmlns:wpg="http://schemas.microsoft.com/office/word/2010/wordprocessingGroup" xmlns:wpi="http://schemas.microsoft.com/office/word/2010/wordprocessingInk" xmlns:wne="http://schemas.microsoft.com/office/word/2006/wordml" xmlns:wps="http://schemas.microsoft.com/office/word/2010/wordprocessingShape" mc:Ignorable="w14 w15 w16se w16cid w16 w16cex w16sdtdh wp14">
   <w:abstractNum w:abstractNumId="0" w15:restartNumberingAfterBreak="0">
     <w:nsid w:val="02A11C50"/>
     <w:multiLevelType w:val="hybridMultilevel"/>
@@ -2140,6 +3055,119 @@
     </w:lvl>
   </w:abstractNum>
   <w:abstractNum w:abstractNumId="1" w15:restartNumberingAfterBreak="0">
+    <w:nsid w:val="0CA37EDD"/>
+    <w:multiLevelType w:val="hybridMultilevel"/>
+    <w:tmpl w:val="891C75E2"/>
+    <w:lvl w:ilvl="0" w:tplc="04090003">
+      <w:start w:val="1"/>
+      <w:numFmt w:val="bullet"/>
+      <w:lvlText w:val=""/>
+      <w:lvlJc w:val="left"/>
+      <w:pPr>
+        <w:ind w:left="764" w:hanging="480"/>
+      </w:pPr>
+      <w:rPr>
+        <w:rFonts w:ascii="Wingdings" w:hAnsi="Wingdings" w:hint="default"/>
+      </w:rPr>
+    </w:lvl>
+    <w:lvl w:ilvl="1" w:tplc="04090003" w:tentative="1">
+      <w:start w:val="1"/>
+      <w:numFmt w:val="bullet"/>
+      <w:lvlText w:val=""/>
+      <w:lvlJc w:val="left"/>
+      <w:pPr>
+        <w:ind w:left="1244" w:hanging="480"/>
+      </w:pPr>
+      <w:rPr>
+        <w:rFonts w:ascii="Wingdings" w:hAnsi="Wingdings" w:hint="default"/>
+      </w:rPr>
+    </w:lvl>
+    <w:lvl w:ilvl="2" w:tplc="04090005" w:tentative="1">
+      <w:start w:val="1"/>
+      <w:numFmt w:val="bullet"/>
+      <w:lvlText w:val=""/>
+      <w:lvlJc w:val="left"/>
+      <w:pPr>
+        <w:ind w:left="1724" w:hanging="480"/>
+      </w:pPr>
+      <w:rPr>
+        <w:rFonts w:ascii="Wingdings" w:hAnsi="Wingdings" w:hint="default"/>
+      </w:rPr>
+    </w:lvl>
+    <w:lvl w:ilvl="3" w:tplc="04090001" w:tentative="1">
+      <w:start w:val="1"/>
+      <w:numFmt w:val="bullet"/>
+      <w:lvlText w:val=""/>
+      <w:lvlJc w:val="left"/>
+      <w:pPr>
+        <w:ind w:left="2204" w:hanging="480"/>
+      </w:pPr>
+      <w:rPr>
+        <w:rFonts w:ascii="Wingdings" w:hAnsi="Wingdings" w:hint="default"/>
+      </w:rPr>
+    </w:lvl>
+    <w:lvl w:ilvl="4" w:tplc="04090003" w:tentative="1">
+      <w:start w:val="1"/>
+      <w:numFmt w:val="bullet"/>
+      <w:lvlText w:val=""/>
+      <w:lvlJc w:val="left"/>
+      <w:pPr>
+        <w:ind w:left="2684" w:hanging="480"/>
+      </w:pPr>
+      <w:rPr>
+        <w:rFonts w:ascii="Wingdings" w:hAnsi="Wingdings" w:hint="default"/>
+      </w:rPr>
+    </w:lvl>
+    <w:lvl w:ilvl="5" w:tplc="04090005" w:tentative="1">
+      <w:start w:val="1"/>
+      <w:numFmt w:val="bullet"/>
+      <w:lvlText w:val=""/>
+      <w:lvlJc w:val="left"/>
+      <w:pPr>
+        <w:ind w:left="3164" w:hanging="480"/>
+      </w:pPr>
+      <w:rPr>
+        <w:rFonts w:ascii="Wingdings" w:hAnsi="Wingdings" w:hint="default"/>
+      </w:rPr>
+    </w:lvl>
+    <w:lvl w:ilvl="6" w:tplc="04090001" w:tentative="1">
+      <w:start w:val="1"/>
+      <w:numFmt w:val="bullet"/>
+      <w:lvlText w:val=""/>
+      <w:lvlJc w:val="left"/>
+      <w:pPr>
+        <w:ind w:left="3644" w:hanging="480"/>
+      </w:pPr>
+      <w:rPr>
+        <w:rFonts w:ascii="Wingdings" w:hAnsi="Wingdings" w:hint="default"/>
+      </w:rPr>
+    </w:lvl>
+    <w:lvl w:ilvl="7" w:tplc="04090003" w:tentative="1">
+      <w:start w:val="1"/>
+      <w:numFmt w:val="bullet"/>
+      <w:lvlText w:val=""/>
+      <w:lvlJc w:val="left"/>
+      <w:pPr>
+        <w:ind w:left="4124" w:hanging="480"/>
+      </w:pPr>
+      <w:rPr>
+        <w:rFonts w:ascii="Wingdings" w:hAnsi="Wingdings" w:hint="default"/>
+      </w:rPr>
+    </w:lvl>
+    <w:lvl w:ilvl="8" w:tplc="04090005" w:tentative="1">
+      <w:start w:val="1"/>
+      <w:numFmt w:val="bullet"/>
+      <w:lvlText w:val=""/>
+      <w:lvlJc w:val="left"/>
+      <w:pPr>
+        <w:ind w:left="4604" w:hanging="480"/>
+      </w:pPr>
+      <w:rPr>
+        <w:rFonts w:ascii="Wingdings" w:hAnsi="Wingdings" w:hint="default"/>
+      </w:rPr>
+    </w:lvl>
+  </w:abstractNum>
+  <w:abstractNum w:abstractNumId="2" w15:restartNumberingAfterBreak="0">
     <w:nsid w:val="0F7F2EAD"/>
     <w:multiLevelType w:val="hybridMultilevel"/>
     <w:tmpl w:val="A0D80C02"/>
@@ -2225,7 +3253,7 @@
       </w:pPr>
     </w:lvl>
   </w:abstractNum>
-  <w:abstractNum w:abstractNumId="2" w15:restartNumberingAfterBreak="0">
+  <w:abstractNum w:abstractNumId="3" w15:restartNumberingAfterBreak="0">
     <w:nsid w:val="1A0577D4"/>
     <w:multiLevelType w:val="hybridMultilevel"/>
     <w:tmpl w:val="081C7EC0"/>
@@ -2338,7 +3366,7 @@
       </w:rPr>
     </w:lvl>
   </w:abstractNum>
-  <w:abstractNum w:abstractNumId="3" w15:restartNumberingAfterBreak="0">
+  <w:abstractNum w:abstractNumId="4" w15:restartNumberingAfterBreak="0">
     <w:nsid w:val="1BE27658"/>
     <w:multiLevelType w:val="hybridMultilevel"/>
     <w:tmpl w:val="CFAE0318"/>
@@ -2451,7 +3479,7 @@
       </w:rPr>
     </w:lvl>
   </w:abstractNum>
-  <w:abstractNum w:abstractNumId="4" w15:restartNumberingAfterBreak="0">
+  <w:abstractNum w:abstractNumId="5" w15:restartNumberingAfterBreak="0">
     <w:nsid w:val="1CFF2262"/>
     <w:multiLevelType w:val="hybridMultilevel"/>
     <w:tmpl w:val="A00C7B90"/>
@@ -2564,7 +3592,7 @@
       </w:rPr>
     </w:lvl>
   </w:abstractNum>
-  <w:abstractNum w:abstractNumId="5" w15:restartNumberingAfterBreak="0">
+  <w:abstractNum w:abstractNumId="6" w15:restartNumberingAfterBreak="0">
     <w:nsid w:val="26DA2CA6"/>
     <w:multiLevelType w:val="hybridMultilevel"/>
     <w:tmpl w:val="90EE5D6E"/>
@@ -2653,7 +3681,7 @@
       </w:pPr>
     </w:lvl>
   </w:abstractNum>
-  <w:abstractNum w:abstractNumId="6" w15:restartNumberingAfterBreak="0">
+  <w:abstractNum w:abstractNumId="7" w15:restartNumberingAfterBreak="0">
     <w:nsid w:val="29584AD2"/>
     <w:multiLevelType w:val="hybridMultilevel"/>
     <w:tmpl w:val="18C6B87C"/>
@@ -2742,7 +3770,7 @@
       </w:pPr>
     </w:lvl>
   </w:abstractNum>
-  <w:abstractNum w:abstractNumId="7" w15:restartNumberingAfterBreak="0">
+  <w:abstractNum w:abstractNumId="8" w15:restartNumberingAfterBreak="0">
     <w:nsid w:val="2C3C2F7F"/>
     <w:multiLevelType w:val="hybridMultilevel"/>
     <w:tmpl w:val="9474B9EC"/>
@@ -2855,7 +3883,7 @@
       </w:rPr>
     </w:lvl>
   </w:abstractNum>
-  <w:abstractNum w:abstractNumId="8" w15:restartNumberingAfterBreak="0">
+  <w:abstractNum w:abstractNumId="9" w15:restartNumberingAfterBreak="0">
     <w:nsid w:val="454D64C2"/>
     <w:multiLevelType w:val="hybridMultilevel"/>
     <w:tmpl w:val="5AC49A4A"/>
@@ -2941,7 +3969,7 @@
       </w:pPr>
     </w:lvl>
   </w:abstractNum>
-  <w:abstractNum w:abstractNumId="9" w15:restartNumberingAfterBreak="0">
+  <w:abstractNum w:abstractNumId="10" w15:restartNumberingAfterBreak="0">
     <w:nsid w:val="4D8D6A24"/>
     <w:multiLevelType w:val="hybridMultilevel"/>
     <w:tmpl w:val="827EB002"/>
@@ -3030,7 +4058,7 @@
       </w:pPr>
     </w:lvl>
   </w:abstractNum>
-  <w:abstractNum w:abstractNumId="10" w15:restartNumberingAfterBreak="0">
+  <w:abstractNum w:abstractNumId="11" w15:restartNumberingAfterBreak="0">
     <w:nsid w:val="5F4F3404"/>
     <w:multiLevelType w:val="hybridMultilevel"/>
     <w:tmpl w:val="81343182"/>
@@ -3116,7 +4144,7 @@
       </w:pPr>
     </w:lvl>
   </w:abstractNum>
-  <w:abstractNum w:abstractNumId="11" w15:restartNumberingAfterBreak="0">
+  <w:abstractNum w:abstractNumId="12" w15:restartNumberingAfterBreak="0">
     <w:nsid w:val="60793F8E"/>
     <w:multiLevelType w:val="hybridMultilevel"/>
     <w:tmpl w:val="BD1437BA"/>
@@ -3229,7 +4257,7 @@
       </w:rPr>
     </w:lvl>
   </w:abstractNum>
-  <w:abstractNum w:abstractNumId="12" w15:restartNumberingAfterBreak="0">
+  <w:abstractNum w:abstractNumId="13" w15:restartNumberingAfterBreak="0">
     <w:nsid w:val="6D93644E"/>
     <w:multiLevelType w:val="hybridMultilevel"/>
     <w:tmpl w:val="9F6C99DE"/>
@@ -3342,7 +4370,7 @@
       </w:rPr>
     </w:lvl>
   </w:abstractNum>
-  <w:abstractNum w:abstractNumId="13" w15:restartNumberingAfterBreak="0">
+  <w:abstractNum w:abstractNumId="14" w15:restartNumberingAfterBreak="0">
     <w:nsid w:val="760D31EC"/>
     <w:multiLevelType w:val="hybridMultilevel"/>
     <w:tmpl w:val="4A7CDDF4"/>
@@ -3455,7 +4483,93 @@
       </w:rPr>
     </w:lvl>
   </w:abstractNum>
-  <w:abstractNum w:abstractNumId="14" w15:restartNumberingAfterBreak="0">
+  <w:abstractNum w:abstractNumId="15" w15:restartNumberingAfterBreak="0">
+    <w:nsid w:val="76E50A04"/>
+    <w:multiLevelType w:val="hybridMultilevel"/>
+    <w:tmpl w:val="FDB8043C"/>
+    <w:lvl w:ilvl="0" w:tplc="0409000F">
+      <w:start w:val="1"/>
+      <w:numFmt w:val="decimal"/>
+      <w:lvlText w:val="%1."/>
+      <w:lvlJc w:val="left"/>
+      <w:pPr>
+        <w:ind w:left="480" w:hanging="480"/>
+      </w:pPr>
+    </w:lvl>
+    <w:lvl w:ilvl="1" w:tplc="04090019">
+      <w:start w:val="1"/>
+      <w:numFmt w:val="ideographTraditional"/>
+      <w:lvlText w:val="%2、"/>
+      <w:lvlJc w:val="left"/>
+      <w:pPr>
+        <w:ind w:left="960" w:hanging="480"/>
+      </w:pPr>
+    </w:lvl>
+    <w:lvl w:ilvl="2" w:tplc="0409001B" w:tentative="1">
+      <w:start w:val="1"/>
+      <w:numFmt w:val="lowerRoman"/>
+      <w:lvlText w:val="%3."/>
+      <w:lvlJc w:val="right"/>
+      <w:pPr>
+        <w:ind w:left="1440" w:hanging="480"/>
+      </w:pPr>
+    </w:lvl>
+    <w:lvl w:ilvl="3" w:tplc="0409000F" w:tentative="1">
+      <w:start w:val="1"/>
+      <w:numFmt w:val="decimal"/>
+      <w:lvlText w:val="%4."/>
+      <w:lvlJc w:val="left"/>
+      <w:pPr>
+        <w:ind w:left="1920" w:hanging="480"/>
+      </w:pPr>
+    </w:lvl>
+    <w:lvl w:ilvl="4" w:tplc="04090019" w:tentative="1">
+      <w:start w:val="1"/>
+      <w:numFmt w:val="ideographTraditional"/>
+      <w:lvlText w:val="%5、"/>
+      <w:lvlJc w:val="left"/>
+      <w:pPr>
+        <w:ind w:left="2400" w:hanging="480"/>
+      </w:pPr>
+    </w:lvl>
+    <w:lvl w:ilvl="5" w:tplc="0409001B" w:tentative="1">
+      <w:start w:val="1"/>
+      <w:numFmt w:val="lowerRoman"/>
+      <w:lvlText w:val="%6."/>
+      <w:lvlJc w:val="right"/>
+      <w:pPr>
+        <w:ind w:left="2880" w:hanging="480"/>
+      </w:pPr>
+    </w:lvl>
+    <w:lvl w:ilvl="6" w:tplc="0409000F" w:tentative="1">
+      <w:start w:val="1"/>
+      <w:numFmt w:val="decimal"/>
+      <w:lvlText w:val="%7."/>
+      <w:lvlJc w:val="left"/>
+      <w:pPr>
+        <w:ind w:left="3360" w:hanging="480"/>
+      </w:pPr>
+    </w:lvl>
+    <w:lvl w:ilvl="7" w:tplc="04090019" w:tentative="1">
+      <w:start w:val="1"/>
+      <w:numFmt w:val="ideographTraditional"/>
+      <w:lvlText w:val="%8、"/>
+      <w:lvlJc w:val="left"/>
+      <w:pPr>
+        <w:ind w:left="3840" w:hanging="480"/>
+      </w:pPr>
+    </w:lvl>
+    <w:lvl w:ilvl="8" w:tplc="0409001B" w:tentative="1">
+      <w:start w:val="1"/>
+      <w:numFmt w:val="lowerRoman"/>
+      <w:lvlText w:val="%9."/>
+      <w:lvlJc w:val="right"/>
+      <w:pPr>
+        <w:ind w:left="4320" w:hanging="480"/>
+      </w:pPr>
+    </w:lvl>
+  </w:abstractNum>
+  <w:abstractNum w:abstractNumId="16" w15:restartNumberingAfterBreak="0">
     <w:nsid w:val="770B3824"/>
     <w:multiLevelType w:val="hybridMultilevel"/>
     <w:tmpl w:val="DC38D608"/>
@@ -3568,50 +4682,56 @@
       </w:rPr>
     </w:lvl>
   </w:abstractNum>
-  <w:num w:numId="1" w16cid:durableId="1396465662">
+  <w:num w:numId="1">
+    <w:abstractNumId w:val="12"/>
+  </w:num>
+  <w:num w:numId="2">
+    <w:abstractNumId w:val="5"/>
+  </w:num>
+  <w:num w:numId="3">
+    <w:abstractNumId w:val="0"/>
+  </w:num>
+  <w:num w:numId="4">
+    <w:abstractNumId w:val="7"/>
+  </w:num>
+  <w:num w:numId="5">
+    <w:abstractNumId w:val="9"/>
+  </w:num>
+  <w:num w:numId="6">
+    <w:abstractNumId w:val="16"/>
+  </w:num>
+  <w:num w:numId="7">
+    <w:abstractNumId w:val="2"/>
+  </w:num>
+  <w:num w:numId="8">
+    <w:abstractNumId w:val="10"/>
+  </w:num>
+  <w:num w:numId="9">
     <w:abstractNumId w:val="11"/>
   </w:num>
-  <w:num w:numId="2" w16cid:durableId="1492285878">
+  <w:num w:numId="10">
+    <w:abstractNumId w:val="6"/>
+  </w:num>
+  <w:num w:numId="11">
+    <w:abstractNumId w:val="3"/>
+  </w:num>
+  <w:num w:numId="12">
+    <w:abstractNumId w:val="8"/>
+  </w:num>
+  <w:num w:numId="13">
     <w:abstractNumId w:val="4"/>
   </w:num>
-  <w:num w:numId="3" w16cid:durableId="1169951738">
-    <w:abstractNumId w:val="0"/>
-  </w:num>
-  <w:num w:numId="4" w16cid:durableId="759567050">
-    <w:abstractNumId w:val="6"/>
-  </w:num>
-  <w:num w:numId="5" w16cid:durableId="895359915">
-    <w:abstractNumId w:val="8"/>
-  </w:num>
-  <w:num w:numId="6" w16cid:durableId="140537412">
+  <w:num w:numId="14">
     <w:abstractNumId w:val="14"/>
   </w:num>
-  <w:num w:numId="7" w16cid:durableId="885946188">
-    <w:abstractNumId w:val="1"/>
-  </w:num>
-  <w:num w:numId="8" w16cid:durableId="1374380873">
-    <w:abstractNumId w:val="9"/>
-  </w:num>
-  <w:num w:numId="9" w16cid:durableId="373508166">
-    <w:abstractNumId w:val="10"/>
-  </w:num>
-  <w:num w:numId="10" w16cid:durableId="98457797">
-    <w:abstractNumId w:val="5"/>
-  </w:num>
-  <w:num w:numId="11" w16cid:durableId="332270055">
-    <w:abstractNumId w:val="2"/>
-  </w:num>
-  <w:num w:numId="12" w16cid:durableId="789976794">
-    <w:abstractNumId w:val="7"/>
-  </w:num>
-  <w:num w:numId="13" w16cid:durableId="1071806885">
-    <w:abstractNumId w:val="3"/>
-  </w:num>
-  <w:num w:numId="14" w16cid:durableId="1944147904">
+  <w:num w:numId="15">
     <w:abstractNumId w:val="13"/>
   </w:num>
-  <w:num w:numId="15" w16cid:durableId="1134372578">
-    <w:abstractNumId w:val="12"/>
+  <w:num w:numId="16">
+    <w:abstractNumId w:val="15"/>
+  </w:num>
+  <w:num w:numId="17">
+    <w:abstractNumId w:val="1"/>
   </w:num>
 </w:numbering>
 </file>
@@ -3736,6 +4856,7 @@
     <w:lsdException w:name="HTML Sample" w:semiHidden="1" w:unhideWhenUsed="1"/>
     <w:lsdException w:name="HTML Typewriter" w:semiHidden="1" w:unhideWhenUsed="1"/>
     <w:lsdException w:name="HTML Variable" w:semiHidden="1" w:unhideWhenUsed="1"/>
+    <w:lsdException w:name="Normal Table" w:semiHidden="1" w:unhideWhenUsed="1"/>
     <w:lsdException w:name="annotation subject" w:semiHidden="1" w:unhideWhenUsed="1"/>
     <w:lsdException w:name="No List" w:semiHidden="1" w:unhideWhenUsed="1"/>
     <w:lsdException w:name="Outline List 1" w:semiHidden="1" w:unhideWhenUsed="1"/>
@@ -3782,8 +4903,10 @@
     <w:lsdException w:name="Table Subtle 2" w:semiHidden="1" w:unhideWhenUsed="1"/>
     <w:lsdException w:name="Table Web 1" w:semiHidden="1" w:unhideWhenUsed="1"/>
     <w:lsdException w:name="Table Web 2" w:semiHidden="1" w:unhideWhenUsed="1"/>
+    <w:lsdException w:name="Table Web 3" w:semiHidden="1" w:unhideWhenUsed="1"/>
     <w:lsdException w:name="Balloon Text" w:semiHidden="1" w:unhideWhenUsed="1"/>
     <w:lsdException w:name="Table Grid" w:uiPriority="39"/>
+    <w:lsdException w:name="Table Theme" w:semiHidden="1" w:unhideWhenUsed="1"/>
     <w:lsdException w:name="Placeholder Text" w:semiHidden="1"/>
     <w:lsdException w:name="No Spacing" w:uiPriority="1" w:qFormat="1"/>
     <w:lsdException w:name="Light Shading" w:uiPriority="60"/>
